--- a/docs/2_분석/FCare 요구사항 분석서.docx
+++ b/docs/2_분석/FCare 요구사항 분석서.docx
@@ -48,7 +48,7 @@
           <w:sz w:val="56"/>
           <w:szCs w:val="56"/>
         </w:rPr>
-        <w:t xml:space="preserve">요구사항 분석서</w:t>
+        <w:t>요구사항 분석서</w:t>
       </w:r>
     </w:p>
     <w:p>
@@ -62,7 +62,7 @@
           <w:sz w:val="26"/>
           <w:szCs w:val="26"/>
         </w:rPr>
-        <w:t xml:space="preserve">(Requirements Analysis)</w:t>
+        <w:t>(Requirements Analysis)</w:t>
       </w:r>
     </w:p>
     <w:p>
@@ -308,7 +308,7 @@
                 <w:sz w:val="20"/>
                 <w:szCs w:val="20"/>
               </w:rPr>
-              <w:t xml:space="preserve">문서 버전</w:t>
+              <w:t xml:space="preserve">작성 완료일</w:t>
             </w:r>
           </w:p>
         </w:tc>
@@ -340,7 +340,7 @@
                 <w:sz w:val="20"/>
                 <w:szCs w:val="20"/>
               </w:rPr>
-              <w:t xml:space="preserve">v1.0.3</w:t>
+              <w:t>2026.09.29</w:t>
             </w:r>
           </w:p>
         </w:tc>
@@ -377,7 +377,7 @@
                 <w:sz w:val="20"/>
                 <w:szCs w:val="20"/>
               </w:rPr>
-              <w:t xml:space="preserve">작성 완료일</w:t>
+              <w:t xml:space="preserve">마지막 수정일</w:t>
             </w:r>
           </w:p>
         </w:tc>
@@ -409,7 +409,7 @@
                 <w:sz w:val="20"/>
                 <w:szCs w:val="20"/>
               </w:rPr>
-              <w:t xml:space="preserve">2026.09.29</w:t>
+              <w:t>2026.10.29</w:t>
             </w:r>
           </w:p>
         </w:tc>
@@ -446,7 +446,7 @@
                 <w:sz w:val="20"/>
                 <w:szCs w:val="20"/>
               </w:rPr>
-              <w:t xml:space="preserve">마지막 수정일</w:t>
+              <w:t xml:space="preserve">작성자</w:t>
             </w:r>
           </w:p>
         </w:tc>
@@ -478,7 +478,7 @@
                 <w:sz w:val="20"/>
                 <w:szCs w:val="20"/>
               </w:rPr>
-              <w:t xml:space="preserve">2026.10.03</w:t>
+              <w:t xml:space="preserve"/>
             </w:r>
           </w:p>
         </w:tc>
@@ -515,7 +515,7 @@
                 <w:sz w:val="20"/>
                 <w:szCs w:val="20"/>
               </w:rPr>
-              <w:t xml:space="preserve">작성자</w:t>
+              <w:t xml:space="preserve">상태</w:t>
             </w:r>
           </w:p>
         </w:tc>
@@ -547,76 +547,7 @@
                 <w:sz w:val="20"/>
                 <w:szCs w:val="20"/>
               </w:rPr>
-              <w:t xml:space="preserve"/>
-            </w:r>
-          </w:p>
-        </w:tc>
-      </w:tr>
-      <w:tr>
-        <w:tc>
-          <w:tcPr>
-            <w:tcW w:type="dxa" w:w="2600"/>
-            <w:tcBorders>
-              <w:top w:val="single" w:color="000000" w:sz="4"/>
-              <w:left w:val="single" w:color="000000" w:sz="4"/>
-              <w:bottom w:val="single" w:color="000000" w:sz="4"/>
-              <w:right w:val="single" w:color="000000" w:sz="4"/>
-            </w:tcBorders>
-            <w:shd w:fill="D9D9D9" w:color="auto" w:val="clear"/>
-            <w:tcMar>
-              <w:top w:type="dxa" w:w="60"/>
-              <w:left w:type="dxa" w:w="100"/>
-              <w:bottom w:type="dxa" w:w="60"/>
-              <w:right w:type="dxa" w:w="100"/>
-            </w:tcMar>
-            <w:vAlign w:val="center"/>
-          </w:tcPr>
-          <w:p>
-            <w:pPr>
-              <w:keepNext w:val="false"/>
-              <w:jc w:val="center"/>
-            </w:pPr>
-            <w:r>
-              <w:rPr>
-                <w:rFonts w:ascii="맑은 고딕" w:cs="맑은 고딕" w:eastAsia="맑은 고딕" w:hAnsi="맑은 고딕"/>
-                <w:b/>
-                <w:bCs/>
-                <w:sz w:val="20"/>
-                <w:szCs w:val="20"/>
-              </w:rPr>
-              <w:t xml:space="preserve">상태</w:t>
-            </w:r>
-          </w:p>
-        </w:tc>
-        <w:tc>
-          <w:tcPr>
-            <w:tcW w:type="dxa" w:w="3800"/>
-            <w:tcBorders>
-              <w:top w:val="single" w:color="000000" w:sz="4"/>
-              <w:left w:val="single" w:color="000000" w:sz="4"/>
-              <w:bottom w:val="single" w:color="000000" w:sz="4"/>
-              <w:right w:val="single" w:color="000000" w:sz="4"/>
-            </w:tcBorders>
-            <w:tcMar>
-              <w:top w:type="dxa" w:w="60"/>
-              <w:left w:type="dxa" w:w="100"/>
-              <w:bottom w:type="dxa" w:w="60"/>
-              <w:right w:type="dxa" w:w="100"/>
-            </w:tcMar>
-            <w:vAlign w:val="center"/>
-          </w:tcPr>
-          <w:p>
-            <w:pPr>
-              <w:keepNext w:val="false"/>
-              <w:jc w:val="center"/>
-            </w:pPr>
-            <w:r>
-              <w:rPr>
-                <w:rFonts w:ascii="맑은 고딕" w:cs="맑은 고딕" w:eastAsia="맑은 고딕" w:hAnsi="맑은 고딕"/>
-                <w:sz w:val="20"/>
-                <w:szCs w:val="20"/>
-              </w:rPr>
-              <w:t xml:space="preserve">검토 중</w:t>
+              <w:t>확정</w:t>
             </w:r>
           </w:p>
         </w:tc>
@@ -756,7 +687,7 @@
                 <w:sz w:val="20"/>
                 <w:szCs w:val="20"/>
               </w:rPr>
-              <w:t xml:space="preserve">문서버전</w:t>
+              <w:t>상태</w:t>
             </w:r>
           </w:p>
         </w:tc>
@@ -788,7 +719,7 @@
                 <w:sz w:val="20"/>
                 <w:szCs w:val="20"/>
               </w:rPr>
-              <w:t xml:space="preserve">v1.0.3</w:t>
+              <w:t>확정</w:t>
             </w:r>
           </w:p>
         </w:tc>
@@ -923,7 +854,7 @@
                 <w:sz w:val="20"/>
                 <w:szCs w:val="20"/>
               </w:rPr>
-              <w:t xml:space="preserve">분석</w:t>
+              <w:t>분석</w:t>
             </w:r>
           </w:p>
         </w:tc>
@@ -993,7 +924,7 @@
                 <w:sz w:val="20"/>
                 <w:szCs w:val="20"/>
               </w:rPr>
-              <w:t xml:space="preserve">2026.09.29</w:t>
+              <w:t>2026.09.29</w:t>
             </w:r>
           </w:p>
         </w:tc>
@@ -1058,363 +989,7 @@
                 <w:sz w:val="20"/>
                 <w:szCs w:val="20"/>
               </w:rPr>
-              <w:t xml:space="preserve">-</w:t>
-            </w:r>
-          </w:p>
-        </w:tc>
-      </w:tr>
-    </w:tbl>
-    <w:tbl>
-      <w:tblPr>
-        <w:tblW w:type="dxa" w:w="7800"/>
-        <w:jc w:val="center"/>
-        <w:tblBorders>
-          <w:top w:val="single" w:color="auto" w:sz="4"/>
-          <w:left w:val="single" w:color="auto" w:sz="4"/>
-          <w:bottom w:val="single" w:color="auto" w:sz="4"/>
-          <w:right w:val="single" w:color="auto" w:sz="4"/>
-          <w:insideH w:val="single" w:color="auto" w:sz="4"/>
-          <w:insideV w:val="single" w:color="auto" w:sz="4"/>
-        </w:tblBorders>
-      </w:tblPr>
-      <w:tblGrid>
-        <w:gridCol w:w="1560"/>
-        <w:gridCol w:w="1560"/>
-        <w:gridCol w:w="1560"/>
-        <w:gridCol w:w="1560"/>
-        <w:gridCol w:w="1560"/>
-      </w:tblGrid>
-      <w:tr>
-        <w:trPr>
-          <w:cantSplit/>
-        </w:trPr>
-        <w:tc>
-          <w:tcPr>
-            <w:tcW w:type="dxa" w:w="1560"/>
-            <w:tcBorders>
-              <w:top w:val="single" w:color="000000" w:sz="4"/>
-              <w:left w:val="single" w:color="000000" w:sz="4"/>
-              <w:bottom w:val="single" w:color="000000" w:sz="4"/>
-              <w:right w:val="single" w:color="000000" w:sz="4"/>
-            </w:tcBorders>
-            <w:shd w:fill="D9D9D9" w:color="auto" w:val="clear"/>
-            <w:tcMar>
-              <w:top w:type="dxa" w:w="60"/>
-              <w:left w:type="dxa" w:w="100"/>
-              <w:bottom w:type="dxa" w:w="60"/>
-              <w:right w:type="dxa" w:w="100"/>
-            </w:tcMar>
-            <w:vAlign w:val="center"/>
-          </w:tcPr>
-          <w:p>
-            <w:pPr>
-              <w:keepNext w:val="false"/>
-              <w:jc w:val="center"/>
-            </w:pPr>
-            <w:r>
-              <w:rPr>
-                <w:rFonts w:ascii="맑은 고딕" w:cs="맑은 고딕" w:eastAsia="맑은 고딕" w:hAnsi="맑은 고딕"/>
-                <w:sz w:val="20"/>
-                <w:szCs w:val="20"/>
-              </w:rPr>
-              <w:t xml:space="preserve">PM</w:t>
-            </w:r>
-          </w:p>
-        </w:tc>
-        <w:tc>
-          <w:tcPr>
-            <w:tcW w:type="dxa" w:w="1560"/>
-            <w:tcBorders>
-              <w:top w:val="single" w:color="000000" w:sz="4"/>
-              <w:left w:val="single" w:color="000000" w:sz="4"/>
-              <w:bottom w:val="single" w:color="000000" w:sz="4"/>
-              <w:right w:val="single" w:color="000000" w:sz="4"/>
-            </w:tcBorders>
-            <w:shd w:fill="D9D9D9" w:color="auto" w:val="clear"/>
-            <w:tcMar>
-              <w:top w:type="dxa" w:w="60"/>
-              <w:left w:type="dxa" w:w="100"/>
-              <w:bottom w:type="dxa" w:w="60"/>
-              <w:right w:type="dxa" w:w="100"/>
-            </w:tcMar>
-            <w:vAlign w:val="center"/>
-          </w:tcPr>
-          <w:p>
-            <w:pPr>
-              <w:keepNext w:val="false"/>
-              <w:jc w:val="center"/>
-            </w:pPr>
-            <w:r>
-              <w:rPr>
-                <w:rFonts w:ascii="맑은 고딕" w:cs="맑은 고딕" w:eastAsia="맑은 고딕" w:hAnsi="맑은 고딕"/>
-                <w:sz w:val="20"/>
-                <w:szCs w:val="20"/>
-              </w:rPr>
-              <w:t xml:space="preserve">CM</w:t>
-            </w:r>
-          </w:p>
-        </w:tc>
-        <w:tc>
-          <w:tcPr>
-            <w:tcW w:type="dxa" w:w="1560"/>
-            <w:tcBorders>
-              <w:top w:val="single" w:color="000000" w:sz="4"/>
-              <w:left w:val="single" w:color="000000" w:sz="4"/>
-              <w:bottom w:val="single" w:color="000000" w:sz="4"/>
-              <w:right w:val="single" w:color="000000" w:sz="4"/>
-            </w:tcBorders>
-            <w:shd w:fill="D9D9D9" w:color="auto" w:val="clear"/>
-            <w:tcMar>
-              <w:top w:type="dxa" w:w="60"/>
-              <w:left w:type="dxa" w:w="100"/>
-              <w:bottom w:type="dxa" w:w="60"/>
-              <w:right w:type="dxa" w:w="100"/>
-            </w:tcMar>
-            <w:vAlign w:val="center"/>
-          </w:tcPr>
-          <w:p>
-            <w:pPr>
-              <w:keepNext w:val="false"/>
-              <w:jc w:val="center"/>
-            </w:pPr>
-            <w:r>
-              <w:rPr>
-                <w:rFonts w:ascii="맑은 고딕" w:cs="맑은 고딕" w:eastAsia="맑은 고딕" w:hAnsi="맑은 고딕"/>
-                <w:sz w:val="20"/>
-                <w:szCs w:val="20"/>
-              </w:rPr>
-              <w:t xml:space="preserve">QA</w:t>
-            </w:r>
-          </w:p>
-        </w:tc>
-        <w:tc>
-          <w:tcPr>
-            <w:tcW w:type="dxa" w:w="1560"/>
-            <w:tcBorders>
-              <w:top w:val="single" w:color="000000" w:sz="4"/>
-              <w:left w:val="single" w:color="000000" w:sz="4"/>
-              <w:bottom w:val="single" w:color="000000" w:sz="4"/>
-              <w:right w:val="single" w:color="000000" w:sz="4"/>
-            </w:tcBorders>
-            <w:shd w:fill="D9D9D9" w:color="auto" w:val="clear"/>
-            <w:tcMar>
-              <w:top w:type="dxa" w:w="60"/>
-              <w:left w:type="dxa" w:w="100"/>
-              <w:bottom w:type="dxa" w:w="60"/>
-              <w:right w:type="dxa" w:w="100"/>
-            </w:tcMar>
-            <w:vAlign w:val="center"/>
-          </w:tcPr>
-          <w:p>
-            <w:pPr>
-              <w:keepNext w:val="false"/>
-              <w:jc w:val="center"/>
-            </w:pPr>
-            <w:r>
-              <w:rPr>
-                <w:rFonts w:ascii="맑은 고딕" w:cs="맑은 고딕" w:eastAsia="맑은 고딕" w:hAnsi="맑은 고딕"/>
-                <w:sz w:val="20"/>
-                <w:szCs w:val="20"/>
-              </w:rPr>
-              <w:t xml:space="preserve">ENG 1</w:t>
-            </w:r>
-          </w:p>
-        </w:tc>
-        <w:tc>
-          <w:tcPr>
-            <w:tcW w:type="dxa" w:w="1560"/>
-            <w:tcBorders>
-              <w:top w:val="single" w:color="000000" w:sz="4"/>
-              <w:left w:val="single" w:color="000000" w:sz="4"/>
-              <w:bottom w:val="single" w:color="000000" w:sz="4"/>
-              <w:right w:val="single" w:color="000000" w:sz="4"/>
-            </w:tcBorders>
-            <w:shd w:fill="D9D9D9" w:color="auto" w:val="clear"/>
-            <w:tcMar>
-              <w:top w:type="dxa" w:w="60"/>
-              <w:left w:type="dxa" w:w="100"/>
-              <w:bottom w:type="dxa" w:w="60"/>
-              <w:right w:type="dxa" w:w="100"/>
-            </w:tcMar>
-            <w:vAlign w:val="center"/>
-          </w:tcPr>
-          <w:p>
-            <w:pPr>
-              <w:keepNext w:val="false"/>
-              <w:jc w:val="center"/>
-            </w:pPr>
-            <w:r>
-              <w:rPr>
-                <w:rFonts w:ascii="맑은 고딕" w:cs="맑은 고딕" w:eastAsia="맑은 고딕" w:hAnsi="맑은 고딕"/>
-                <w:sz w:val="20"/>
-                <w:szCs w:val="20"/>
-              </w:rPr>
-              <w:t xml:space="preserve">ENG 2</w:t>
-            </w:r>
-          </w:p>
-        </w:tc>
-      </w:tr>
-      <w:tr>
-        <w:trPr>
-          <w:cantSplit/>
-        </w:trPr>
-        <w:tc>
-          <w:tcPr>
-            <w:tcW w:type="dxa" w:w="1560"/>
-            <w:tcBorders>
-              <w:top w:val="single" w:color="000000" w:sz="4"/>
-              <w:left w:val="single" w:color="000000" w:sz="4"/>
-              <w:bottom w:val="single" w:color="000000" w:sz="4"/>
-              <w:right w:val="single" w:color="000000" w:sz="4"/>
-            </w:tcBorders>
-            <w:tcMar>
-              <w:top w:type="dxa" w:w="60"/>
-              <w:left w:type="dxa" w:w="100"/>
-              <w:bottom w:type="dxa" w:w="60"/>
-              <w:right w:type="dxa" w:w="100"/>
-            </w:tcMar>
-            <w:vAlign w:val="center"/>
-          </w:tcPr>
-          <w:p>
-            <w:pPr>
-              <w:keepNext w:val="false"/>
-              <w:jc w:val="center"/>
-            </w:pPr>
-            <w:r>
-              <w:rPr>
-                <w:rFonts w:ascii="맑은 고딕" w:cs="맑은 고딕" w:eastAsia="맑은 고딕" w:hAnsi="맑은 고딕"/>
-                <w:sz w:val="20"/>
-                <w:szCs w:val="20"/>
-              </w:rPr>
-              <w:t xml:space="preserve"/>
-            </w:r>
-          </w:p>
-        </w:tc>
-        <w:tc>
-          <w:tcPr>
-            <w:tcW w:type="dxa" w:w="1560"/>
-            <w:tcBorders>
-              <w:top w:val="single" w:color="000000" w:sz="4"/>
-              <w:left w:val="single" w:color="000000" w:sz="4"/>
-              <w:bottom w:val="single" w:color="000000" w:sz="4"/>
-              <w:right w:val="single" w:color="000000" w:sz="4"/>
-            </w:tcBorders>
-            <w:tcMar>
-              <w:top w:type="dxa" w:w="60"/>
-              <w:left w:type="dxa" w:w="100"/>
-              <w:bottom w:type="dxa" w:w="60"/>
-              <w:right w:type="dxa" w:w="100"/>
-            </w:tcMar>
-            <w:vAlign w:val="center"/>
-          </w:tcPr>
-          <w:p>
-            <w:pPr>
-              <w:keepNext w:val="false"/>
-              <w:jc w:val="center"/>
-            </w:pPr>
-            <w:r>
-              <w:rPr>
-                <w:rFonts w:ascii="맑은 고딕" w:cs="맑은 고딕" w:eastAsia="맑은 고딕" w:hAnsi="맑은 고딕"/>
-                <w:sz w:val="20"/>
-                <w:szCs w:val="20"/>
-              </w:rPr>
-              <w:t xml:space="preserve"/>
-            </w:r>
-          </w:p>
-        </w:tc>
-        <w:tc>
-          <w:tcPr>
-            <w:tcW w:type="dxa" w:w="1560"/>
-            <w:tcBorders>
-              <w:top w:val="single" w:color="000000" w:sz="4"/>
-              <w:left w:val="single" w:color="000000" w:sz="4"/>
-              <w:bottom w:val="single" w:color="000000" w:sz="4"/>
-              <w:right w:val="single" w:color="000000" w:sz="4"/>
-            </w:tcBorders>
-            <w:tcMar>
-              <w:top w:type="dxa" w:w="60"/>
-              <w:left w:type="dxa" w:w="100"/>
-              <w:bottom w:type="dxa" w:w="60"/>
-              <w:right w:type="dxa" w:w="100"/>
-            </w:tcMar>
-            <w:vAlign w:val="center"/>
-          </w:tcPr>
-          <w:p>
-            <w:pPr>
-              <w:keepNext w:val="false"/>
-              <w:jc w:val="center"/>
-            </w:pPr>
-            <w:r>
-              <w:rPr>
-                <w:rFonts w:ascii="맑은 고딕" w:cs="맑은 고딕" w:eastAsia="맑은 고딕" w:hAnsi="맑은 고딕"/>
-                <w:sz w:val="20"/>
-                <w:szCs w:val="20"/>
-              </w:rPr>
-              <w:t xml:space="preserve"/>
-            </w:r>
-          </w:p>
-        </w:tc>
-        <w:tc>
-          <w:tcPr>
-            <w:tcW w:type="dxa" w:w="1560"/>
-            <w:tcBorders>
-              <w:top w:val="single" w:color="000000" w:sz="4"/>
-              <w:left w:val="single" w:color="000000" w:sz="4"/>
-              <w:bottom w:val="single" w:color="000000" w:sz="4"/>
-              <w:right w:val="single" w:color="000000" w:sz="4"/>
-            </w:tcBorders>
-            <w:tcMar>
-              <w:top w:type="dxa" w:w="60"/>
-              <w:left w:type="dxa" w:w="100"/>
-              <w:bottom w:type="dxa" w:w="60"/>
-              <w:right w:type="dxa" w:w="100"/>
-            </w:tcMar>
-            <w:vAlign w:val="center"/>
-          </w:tcPr>
-          <w:p>
-            <w:pPr>
-              <w:keepNext w:val="false"/>
-              <w:jc w:val="center"/>
-            </w:pPr>
-            <w:r>
-              <w:rPr>
-                <w:rFonts w:ascii="맑은 고딕" w:cs="맑은 고딕" w:eastAsia="맑은 고딕" w:hAnsi="맑은 고딕"/>
-                <w:sz w:val="20"/>
-                <w:szCs w:val="20"/>
-              </w:rPr>
-              <w:t xml:space="preserve"/>
-            </w:r>
-          </w:p>
-        </w:tc>
-        <w:tc>
-          <w:tcPr>
-            <w:tcW w:type="dxa" w:w="1560"/>
-            <w:tcBorders>
-              <w:top w:val="single" w:color="000000" w:sz="4"/>
-              <w:left w:val="single" w:color="000000" w:sz="4"/>
-              <w:bottom w:val="single" w:color="000000" w:sz="4"/>
-              <w:right w:val="single" w:color="000000" w:sz="4"/>
-            </w:tcBorders>
-            <w:tcMar>
-              <w:top w:type="dxa" w:w="60"/>
-              <w:left w:type="dxa" w:w="100"/>
-              <w:bottom w:type="dxa" w:w="60"/>
-              <w:right w:type="dxa" w:w="100"/>
-            </w:tcMar>
-            <w:vAlign w:val="center"/>
-          </w:tcPr>
-          <w:p>
-            <w:pPr>
-              <w:keepNext w:val="false"/>
-              <w:jc w:val="center"/>
-            </w:pPr>
-            <w:r>
-              <w:rPr>
-                <w:rFonts w:ascii="맑은 고딕" w:cs="맑은 고딕" w:eastAsia="맑은 고딕" w:hAnsi="맑은 고딕"/>
-                <w:sz w:val="20"/>
-                <w:szCs w:val="20"/>
-              </w:rPr>
-              <w:t xml:space="preserve"/>
+              <w:t>승인</w:t>
             </w:r>
           </w:p>
         </w:tc>
@@ -1568,7 +1143,7 @@
                 <w:sz w:val="20"/>
                 <w:szCs w:val="20"/>
               </w:rPr>
-              <w:t xml:space="preserve">요구사항 분석서</w:t>
+              <w:t>요구사항 분석서</w:t>
             </w:r>
           </w:p>
         </w:tc>
@@ -1607,7 +1182,7 @@
                 <w:sz w:val="20"/>
                 <w:szCs w:val="20"/>
               </w:rPr>
-              <w:t xml:space="preserve">문서 버전</w:t>
+              <w:t xml:space="preserve">초기 작성자</w:t>
             </w:r>
           </w:p>
         </w:tc>
@@ -1639,7 +1214,7 @@
                 <w:sz w:val="20"/>
                 <w:szCs w:val="20"/>
               </w:rPr>
-              <w:t xml:space="preserve">v1.0.3</w:t>
+              <w:t xml:space="preserve"/>
             </w:r>
           </w:p>
         </w:tc>
@@ -1678,7 +1253,7 @@
                 <w:sz w:val="20"/>
                 <w:szCs w:val="20"/>
               </w:rPr>
-              <w:t xml:space="preserve">초기 작성자</w:t>
+              <w:t xml:space="preserve">상태</w:t>
             </w:r>
           </w:p>
         </w:tc>
@@ -1710,7 +1285,7 @@
                 <w:sz w:val="20"/>
                 <w:szCs w:val="20"/>
               </w:rPr>
-              <w:t xml:space="preserve"/>
+              <w:t>확정</w:t>
             </w:r>
           </w:p>
         </w:tc>
@@ -1749,7 +1324,7 @@
                 <w:sz w:val="20"/>
                 <w:szCs w:val="20"/>
               </w:rPr>
-              <w:t xml:space="preserve">상태</w:t>
+              <w:t xml:space="preserve">마지막 수정일</w:t>
             </w:r>
           </w:p>
         </w:tc>
@@ -1781,803 +1356,18 @@
                 <w:sz w:val="20"/>
                 <w:szCs w:val="20"/>
               </w:rPr>
-              <w:t xml:space="preserve">검토 중</w:t>
-            </w:r>
-          </w:p>
-        </w:tc>
-      </w:tr>
-      <w:tr>
-        <w:trPr>
-          <w:cantSplit/>
-        </w:trPr>
-        <w:tc>
-          <w:tcPr>
-            <w:tcW w:type="dxa" w:w="2200"/>
-            <w:tcBorders>
-              <w:top w:val="single" w:color="000000" w:sz="4"/>
-              <w:left w:val="single" w:color="000000" w:sz="4"/>
-              <w:bottom w:val="single" w:color="000000" w:sz="4"/>
-              <w:right w:val="single" w:color="000000" w:sz="4"/>
-            </w:tcBorders>
-            <w:tcMar>
-              <w:top w:type="dxa" w:w="60"/>
-              <w:left w:type="dxa" w:w="100"/>
-              <w:bottom w:type="dxa" w:w="60"/>
-              <w:right w:type="dxa" w:w="100"/>
-            </w:tcMar>
-            <w:vAlign w:val="center"/>
-          </w:tcPr>
-          <w:p>
-            <w:pPr>
-              <w:keepNext w:val="false"/>
-              <w:jc w:val="center"/>
-            </w:pPr>
-            <w:r>
-              <w:rPr>
-                <w:rFonts w:ascii="맑은 고딕" w:cs="맑은 고딕" w:eastAsia="맑은 고딕" w:hAnsi="맑은 고딕"/>
-                <w:b/>
-                <w:bCs/>
-                <w:sz w:val="20"/>
-                <w:szCs w:val="20"/>
-              </w:rPr>
-              <w:t xml:space="preserve">마지막 수정일</w:t>
-            </w:r>
-          </w:p>
-        </w:tc>
-        <w:tc>
-          <w:tcPr>
-            <w:tcW w:type="dxa" w:w="5600"/>
-            <w:tcBorders>
-              <w:top w:val="single" w:color="000000" w:sz="4"/>
-              <w:left w:val="single" w:color="000000" w:sz="4"/>
-              <w:bottom w:val="single" w:color="000000" w:sz="4"/>
-              <w:right w:val="single" w:color="000000" w:sz="4"/>
-            </w:tcBorders>
-            <w:tcMar>
-              <w:top w:type="dxa" w:w="60"/>
-              <w:left w:type="dxa" w:w="100"/>
-              <w:bottom w:type="dxa" w:w="60"/>
-              <w:right w:type="dxa" w:w="100"/>
-            </w:tcMar>
-            <w:vAlign w:val="center"/>
-          </w:tcPr>
-          <w:p>
-            <w:pPr>
-              <w:keepNext w:val="false"/>
-              <w:jc w:val="center"/>
-            </w:pPr>
-            <w:r>
-              <w:rPr>
-                <w:rFonts w:ascii="맑은 고딕" w:cs="맑은 고딕" w:eastAsia="맑은 고딕" w:hAnsi="맑은 고딕"/>
-                <w:sz w:val="20"/>
-                <w:szCs w:val="20"/>
-              </w:rPr>
-              <w:t xml:space="preserve">2026.10.03</w:t>
+              <w:t>2026.10.29</w:t>
             </w:r>
           </w:p>
         </w:tc>
       </w:tr>
     </w:tbl>
     <w:p/>
-    <w:p/>
     <w:p>
       <w:pPr>
-        <w:spacing w:after="160"/>
+        <w:pageBreakBefore/>
       </w:pPr>
-      <w:r>
-        <w:rPr>
-          <w:rFonts w:ascii="맑은 고딕" w:cs="맑은 고딕" w:eastAsia="맑은 고딕" w:hAnsi="맑은 고딕"/>
-          <w:b/>
-          <w:bCs/>
-          <w:sz w:val="28"/>
-          <w:szCs w:val="28"/>
-        </w:rPr>
-        <w:t xml:space="preserve">2. 개정내역</w:t>
-      </w:r>
     </w:p>
-    <w:tbl>
-      <w:tblPr>
-        <w:tblW w:type="dxa" w:w="7800"/>
-        <w:jc w:val="center"/>
-        <w:tblBorders>
-          <w:top w:val="single" w:color="auto" w:sz="4"/>
-          <w:left w:val="single" w:color="auto" w:sz="4"/>
-          <w:bottom w:val="single" w:color="auto" w:sz="4"/>
-          <w:right w:val="single" w:color="auto" w:sz="4"/>
-          <w:insideH w:val="single" w:color="auto" w:sz="4"/>
-          <w:insideV w:val="single" w:color="auto" w:sz="4"/>
-        </w:tblBorders>
-      </w:tblPr>
-      <w:tblGrid>
-        <w:gridCol w:w="1300"/>
-        <w:gridCol w:w="1600"/>
-        <w:gridCol w:w="3500"/>
-        <w:gridCol w:w="1400"/>
-      </w:tblGrid>
-      <w:tr>
-        <w:trPr>
-          <w:cantSplit/>
-        </w:trPr>
-        <w:tc>
-          <w:tcPr>
-            <w:tcW w:type="dxa" w:w="1300"/>
-            <w:tcBorders>
-              <w:top w:val="single" w:color="000000" w:sz="4"/>
-              <w:left w:val="single" w:color="000000" w:sz="4"/>
-              <w:bottom w:val="single" w:color="000000" w:sz="4"/>
-              <w:right w:val="single" w:color="000000" w:sz="4"/>
-            </w:tcBorders>
-            <w:shd w:fill="D9D9D9" w:color="auto" w:val="clear"/>
-            <w:tcMar>
-              <w:top w:type="dxa" w:w="60"/>
-              <w:left w:type="dxa" w:w="100"/>
-              <w:bottom w:type="dxa" w:w="60"/>
-              <w:right w:type="dxa" w:w="100"/>
-            </w:tcMar>
-            <w:vAlign w:val="center"/>
-          </w:tcPr>
-          <w:p>
-            <w:pPr>
-              <w:keepNext w:val="false"/>
-              <w:jc w:val="center"/>
-            </w:pPr>
-            <w:r>
-              <w:rPr>
-                <w:rFonts w:ascii="맑은 고딕" w:cs="맑은 고딕" w:eastAsia="맑은 고딕" w:hAnsi="맑은 고딕"/>
-                <w:b/>
-                <w:bCs/>
-                <w:sz w:val="20"/>
-                <w:szCs w:val="20"/>
-              </w:rPr>
-              <w:t xml:space="preserve">버전</w:t>
-            </w:r>
-          </w:p>
-        </w:tc>
-        <w:tc>
-          <w:tcPr>
-            <w:tcW w:type="dxa" w:w="1600"/>
-            <w:tcBorders>
-              <w:top w:val="single" w:color="000000" w:sz="4"/>
-              <w:left w:val="single" w:color="000000" w:sz="4"/>
-              <w:bottom w:val="single" w:color="000000" w:sz="4"/>
-              <w:right w:val="single" w:color="000000" w:sz="4"/>
-            </w:tcBorders>
-            <w:shd w:fill="D9D9D9" w:color="auto" w:val="clear"/>
-            <w:tcMar>
-              <w:top w:type="dxa" w:w="60"/>
-              <w:left w:type="dxa" w:w="100"/>
-              <w:bottom w:type="dxa" w:w="60"/>
-              <w:right w:type="dxa" w:w="100"/>
-            </w:tcMar>
-            <w:vAlign w:val="center"/>
-          </w:tcPr>
-          <w:p>
-            <w:pPr>
-              <w:keepNext w:val="false"/>
-              <w:jc w:val="center"/>
-            </w:pPr>
-            <w:r>
-              <w:rPr>
-                <w:rFonts w:ascii="맑은 고딕" w:cs="맑은 고딕" w:eastAsia="맑은 고딕" w:hAnsi="맑은 고딕"/>
-                <w:b/>
-                <w:bCs/>
-                <w:sz w:val="20"/>
-                <w:szCs w:val="20"/>
-              </w:rPr>
-              <w:t xml:space="preserve">변경일</w:t>
-            </w:r>
-          </w:p>
-        </w:tc>
-        <w:tc>
-          <w:tcPr>
-            <w:tcW w:type="dxa" w:w="3500"/>
-            <w:tcBorders>
-              <w:top w:val="single" w:color="000000" w:sz="4"/>
-              <w:left w:val="single" w:color="000000" w:sz="4"/>
-              <w:bottom w:val="single" w:color="000000" w:sz="4"/>
-              <w:right w:val="single" w:color="000000" w:sz="4"/>
-            </w:tcBorders>
-            <w:shd w:fill="D9D9D9" w:color="auto" w:val="clear"/>
-            <w:tcMar>
-              <w:top w:type="dxa" w:w="60"/>
-              <w:left w:type="dxa" w:w="100"/>
-              <w:bottom w:type="dxa" w:w="60"/>
-              <w:right w:type="dxa" w:w="100"/>
-            </w:tcMar>
-            <w:vAlign w:val="center"/>
-          </w:tcPr>
-          <w:p>
-            <w:pPr>
-              <w:keepNext w:val="false"/>
-              <w:jc w:val="center"/>
-            </w:pPr>
-            <w:r>
-              <w:rPr>
-                <w:rFonts w:ascii="맑은 고딕" w:cs="맑은 고딕" w:eastAsia="맑은 고딕" w:hAnsi="맑은 고딕"/>
-                <w:b/>
-                <w:bCs/>
-                <w:sz w:val="20"/>
-                <w:szCs w:val="20"/>
-              </w:rPr>
-              <w:t xml:space="preserve">변경 내용</w:t>
-            </w:r>
-          </w:p>
-        </w:tc>
-        <w:tc>
-          <w:tcPr>
-            <w:tcW w:type="dxa" w:w="1400"/>
-            <w:tcBorders>
-              <w:top w:val="single" w:color="000000" w:sz="4"/>
-              <w:left w:val="single" w:color="000000" w:sz="4"/>
-              <w:bottom w:val="single" w:color="000000" w:sz="4"/>
-              <w:right w:val="single" w:color="000000" w:sz="4"/>
-            </w:tcBorders>
-            <w:shd w:fill="D9D9D9" w:color="auto" w:val="clear"/>
-            <w:tcMar>
-              <w:top w:type="dxa" w:w="60"/>
-              <w:left w:type="dxa" w:w="100"/>
-              <w:bottom w:type="dxa" w:w="60"/>
-              <w:right w:type="dxa" w:w="100"/>
-            </w:tcMar>
-            <w:vAlign w:val="center"/>
-          </w:tcPr>
-          <w:p>
-            <w:pPr>
-              <w:keepNext w:val="false"/>
-              <w:jc w:val="center"/>
-            </w:pPr>
-            <w:r>
-              <w:rPr>
-                <w:rFonts w:ascii="맑은 고딕" w:cs="맑은 고딕" w:eastAsia="맑은 고딕" w:hAnsi="맑은 고딕"/>
-                <w:b/>
-                <w:bCs/>
-                <w:sz w:val="20"/>
-                <w:szCs w:val="20"/>
-              </w:rPr>
-              <w:t xml:space="preserve">수정인</w:t>
-            </w:r>
-          </w:p>
-        </w:tc>
-      </w:tr>
-      <w:tr>
-        <w:trPr>
-          <w:cantSplit/>
-        </w:trPr>
-        <w:tc>
-          <w:tcPr>
-            <w:tcW w:type="dxa" w:w="1300"/>
-            <w:tcBorders>
-              <w:top w:val="single" w:color="000000" w:sz="4"/>
-              <w:left w:val="single" w:color="000000" w:sz="4"/>
-              <w:bottom w:val="single" w:color="000000" w:sz="4"/>
-              <w:right w:val="single" w:color="000000" w:sz="4"/>
-            </w:tcBorders>
-            <w:tcMar>
-              <w:top w:type="dxa" w:w="60"/>
-              <w:left w:type="dxa" w:w="100"/>
-              <w:bottom w:type="dxa" w:w="60"/>
-              <w:right w:type="dxa" w:w="100"/>
-            </w:tcMar>
-            <w:vAlign w:val="center"/>
-          </w:tcPr>
-          <w:p>
-            <w:pPr>
-              <w:keepNext w:val="false"/>
-              <w:jc w:val="center"/>
-            </w:pPr>
-            <w:r>
-              <w:rPr>
-                <w:rFonts w:ascii="맑은 고딕" w:cs="맑은 고딕" w:eastAsia="맑은 고딕" w:hAnsi="맑은 고딕"/>
-                <w:sz w:val="20"/>
-                <w:szCs w:val="20"/>
-              </w:rPr>
-              <w:t xml:space="preserve">v1.0.0</w:t>
-            </w:r>
-          </w:p>
-        </w:tc>
-        <w:tc>
-          <w:tcPr>
-            <w:tcW w:type="dxa" w:w="1600"/>
-            <w:tcBorders>
-              <w:top w:val="single" w:color="000000" w:sz="4"/>
-              <w:left w:val="single" w:color="000000" w:sz="4"/>
-              <w:bottom w:val="single" w:color="000000" w:sz="4"/>
-              <w:right w:val="single" w:color="000000" w:sz="4"/>
-            </w:tcBorders>
-            <w:tcMar>
-              <w:top w:type="dxa" w:w="60"/>
-              <w:left w:type="dxa" w:w="100"/>
-              <w:bottom w:type="dxa" w:w="60"/>
-              <w:right w:type="dxa" w:w="100"/>
-            </w:tcMar>
-            <w:vAlign w:val="center"/>
-          </w:tcPr>
-          <w:p>
-            <w:pPr>
-              <w:keepNext w:val="false"/>
-              <w:jc w:val="center"/>
-            </w:pPr>
-            <w:r>
-              <w:rPr>
-                <w:rFonts w:ascii="맑은 고딕" w:cs="맑은 고딕" w:eastAsia="맑은 고딕" w:hAnsi="맑은 고딕"/>
-                <w:sz w:val="20"/>
-                <w:szCs w:val="20"/>
-              </w:rPr>
-              <w:t xml:space="preserve">2026.09.29</w:t>
-            </w:r>
-          </w:p>
-        </w:tc>
-        <w:tc>
-          <w:tcPr>
-            <w:tcW w:type="dxa" w:w="3500"/>
-            <w:tcBorders>
-              <w:top w:val="single" w:color="000000" w:sz="4"/>
-              <w:left w:val="single" w:color="000000" w:sz="4"/>
-              <w:bottom w:val="single" w:color="000000" w:sz="4"/>
-              <w:right w:val="single" w:color="000000" w:sz="4"/>
-            </w:tcBorders>
-            <w:tcMar>
-              <w:top w:type="dxa" w:w="60"/>
-              <w:left w:type="dxa" w:w="100"/>
-              <w:bottom w:type="dxa" w:w="60"/>
-              <w:right w:type="dxa" w:w="100"/>
-            </w:tcMar>
-            <w:vAlign w:val="center"/>
-          </w:tcPr>
-          <w:p>
-            <w:pPr>
-              <w:keepNext w:val="false"/>
-              <w:jc w:val="center"/>
-            </w:pPr>
-            <w:r>
-              <w:rPr>
-                <w:rFonts w:ascii="맑은 고딕" w:cs="맑은 고딕" w:eastAsia="맑은 고딕" w:hAnsi="맑은 고딕"/>
-                <w:sz w:val="20"/>
-                <w:szCs w:val="20"/>
-              </w:rPr>
-              <w:t xml:space="preserve">초기 작성</w:t>
-            </w:r>
-          </w:p>
-        </w:tc>
-        <w:tc>
-          <w:tcPr>
-            <w:tcW w:type="dxa" w:w="1400"/>
-            <w:tcBorders>
-              <w:top w:val="single" w:color="000000" w:sz="4"/>
-              <w:left w:val="single" w:color="000000" w:sz="4"/>
-              <w:bottom w:val="single" w:color="000000" w:sz="4"/>
-              <w:right w:val="single" w:color="000000" w:sz="4"/>
-            </w:tcBorders>
-            <w:tcMar>
-              <w:top w:type="dxa" w:w="60"/>
-              <w:left w:type="dxa" w:w="100"/>
-              <w:bottom w:type="dxa" w:w="60"/>
-              <w:right w:type="dxa" w:w="100"/>
-            </w:tcMar>
-            <w:vAlign w:val="center"/>
-          </w:tcPr>
-          <w:p>
-            <w:pPr>
-              <w:keepNext w:val="false"/>
-              <w:jc w:val="center"/>
-            </w:pPr>
-            <w:r>
-              <w:rPr>
-                <w:rFonts w:ascii="맑은 고딕" w:cs="맑은 고딕" w:eastAsia="맑은 고딕" w:hAnsi="맑은 고딕"/>
-                <w:sz w:val="20"/>
-                <w:szCs w:val="20"/>
-              </w:rPr>
-              <w:t xml:space="preserve"/>
-            </w:r>
-          </w:p>
-        </w:tc>
-      </w:tr>
-      <w:tr>
-        <w:trPr>
-          <w:cantSplit/>
-        </w:trPr>
-        <w:tc>
-          <w:tcPr>
-            <w:tcW w:type="dxa" w:w="1300"/>
-            <w:tcBorders>
-              <w:top w:val="single" w:color="000000" w:sz="4"/>
-              <w:left w:val="single" w:color="000000" w:sz="4"/>
-              <w:bottom w:val="single" w:color="000000" w:sz="4"/>
-              <w:right w:val="single" w:color="000000" w:sz="4"/>
-            </w:tcBorders>
-            <w:tcMar>
-              <w:top w:type="dxa" w:w="60"/>
-              <w:left w:type="dxa" w:w="100"/>
-              <w:bottom w:type="dxa" w:w="60"/>
-              <w:right w:type="dxa" w:w="100"/>
-            </w:tcMar>
-            <w:vAlign w:val="center"/>
-          </w:tcPr>
-          <w:p>
-            <w:pPr>
-              <w:keepNext w:val="false"/>
-              <w:jc w:val="center"/>
-            </w:pPr>
-            <w:r>
-              <w:rPr>
-                <w:rFonts w:ascii="맑은 고딕" w:cs="맑은 고딕" w:eastAsia="맑은 고딕" w:hAnsi="맑은 고딕"/>
-                <w:sz w:val="20"/>
-                <w:szCs w:val="20"/>
-              </w:rPr>
-              <w:t xml:space="preserve">v1.0.1</w:t>
-            </w:r>
-          </w:p>
-        </w:tc>
-        <w:tc>
-          <w:tcPr>
-            <w:tcW w:type="dxa" w:w="1600"/>
-            <w:tcBorders>
-              <w:top w:val="single" w:color="000000" w:sz="4"/>
-              <w:left w:val="single" w:color="000000" w:sz="4"/>
-              <w:bottom w:val="single" w:color="000000" w:sz="4"/>
-              <w:right w:val="single" w:color="000000" w:sz="4"/>
-            </w:tcBorders>
-            <w:tcMar>
-              <w:top w:type="dxa" w:w="60"/>
-              <w:left w:type="dxa" w:w="100"/>
-              <w:bottom w:type="dxa" w:w="60"/>
-              <w:right w:type="dxa" w:w="100"/>
-            </w:tcMar>
-            <w:vAlign w:val="center"/>
-          </w:tcPr>
-          <w:p>
-            <w:pPr>
-              <w:keepNext w:val="false"/>
-              <w:jc w:val="center"/>
-            </w:pPr>
-            <w:r>
-              <w:rPr>
-                <w:rFonts w:ascii="맑은 고딕" w:cs="맑은 고딕" w:eastAsia="맑은 고딕" w:hAnsi="맑은 고딕"/>
-                <w:sz w:val="20"/>
-                <w:szCs w:val="20"/>
-              </w:rPr>
-              <w:t xml:space="preserve">2026.09.29</w:t>
-            </w:r>
-          </w:p>
-        </w:tc>
-        <w:tc>
-          <w:tcPr>
-            <w:tcW w:type="dxa" w:w="3500"/>
-            <w:tcBorders>
-              <w:top w:val="single" w:color="000000" w:sz="4"/>
-              <w:left w:val="single" w:color="000000" w:sz="4"/>
-              <w:bottom w:val="single" w:color="000000" w:sz="4"/>
-              <w:right w:val="single" w:color="000000" w:sz="4"/>
-            </w:tcBorders>
-            <w:tcMar>
-              <w:top w:type="dxa" w:w="60"/>
-              <w:left w:type="dxa" w:w="100"/>
-              <w:bottom w:type="dxa" w:w="60"/>
-              <w:right w:type="dxa" w:w="100"/>
-            </w:tcMar>
-            <w:vAlign w:val="center"/>
-          </w:tcPr>
-          <w:p>
-            <w:pPr>
-              <w:keepNext w:val="false"/>
-              <w:jc w:val="center"/>
-            </w:pPr>
-            <w:r>
-              <w:rPr>
-                <w:rFonts w:ascii="맑은 고딕" w:cs="맑은 고딕" w:eastAsia="맑은 고딕" w:hAnsi="맑은 고딕"/>
-                <w:sz w:val="20"/>
-                <w:szCs w:val="20"/>
-              </w:rPr>
-              <w:t xml:space="preserve">심박수 데이터 추가 (PRM-01, HOM-02, 3.2 데이터 요구사항)</w:t>
-            </w:r>
-          </w:p>
-        </w:tc>
-        <w:tc>
-          <w:tcPr>
-            <w:tcW w:type="dxa" w:w="1400"/>
-            <w:tcBorders>
-              <w:top w:val="single" w:color="000000" w:sz="4"/>
-              <w:left w:val="single" w:color="000000" w:sz="4"/>
-              <w:bottom w:val="single" w:color="000000" w:sz="4"/>
-              <w:right w:val="single" w:color="000000" w:sz="4"/>
-            </w:tcBorders>
-            <w:tcMar>
-              <w:top w:type="dxa" w:w="60"/>
-              <w:left w:type="dxa" w:w="100"/>
-              <w:bottom w:type="dxa" w:w="60"/>
-              <w:right w:type="dxa" w:w="100"/>
-            </w:tcMar>
-            <w:vAlign w:val="center"/>
-          </w:tcPr>
-          <w:p>
-            <w:pPr>
-              <w:keepNext w:val="false"/>
-              <w:jc w:val="center"/>
-            </w:pPr>
-            <w:r>
-              <w:rPr>
-                <w:rFonts w:ascii="맑은 고딕" w:cs="맑은 고딕" w:eastAsia="맑은 고딕" w:hAnsi="맑은 고딕"/>
-                <w:sz w:val="20"/>
-                <w:szCs w:val="20"/>
-              </w:rPr>
-              <w:t xml:space="preserve"/>
-            </w:r>
-          </w:p>
-        </w:tc>
-      </w:tr>
-      <w:tr>
-        <w:trPr>
-          <w:cantSplit/>
-        </w:trPr>
-        <w:tc>
-          <w:tcPr>
-            <w:tcW w:type="dxa" w:w="1300"/>
-            <w:tcBorders>
-              <w:top w:val="single" w:color="000000" w:sz="4"/>
-              <w:left w:val="single" w:color="000000" w:sz="4"/>
-              <w:bottom w:val="single" w:color="000000" w:sz="4"/>
-              <w:right w:val="single" w:color="000000" w:sz="4"/>
-            </w:tcBorders>
-            <w:tcMar>
-              <w:top w:type="dxa" w:w="60"/>
-              <w:left w:type="dxa" w:w="100"/>
-              <w:bottom w:type="dxa" w:w="60"/>
-              <w:right w:type="dxa" w:w="100"/>
-            </w:tcMar>
-            <w:vAlign w:val="center"/>
-          </w:tcPr>
-          <w:p>
-            <w:pPr>
-              <w:keepNext w:val="false"/>
-              <w:jc w:val="center"/>
-            </w:pPr>
-            <w:r>
-              <w:rPr>
-                <w:rFonts w:ascii="맑은 고딕" w:cs="맑은 고딕" w:eastAsia="맑은 고딕" w:hAnsi="맑은 고딕"/>
-                <w:sz w:val="20"/>
-                <w:szCs w:val="20"/>
-              </w:rPr>
-              <w:t xml:space="preserve">v1.0.2</w:t>
-            </w:r>
-          </w:p>
-        </w:tc>
-        <w:tc>
-          <w:tcPr>
-            <w:tcW w:type="dxa" w:w="1600"/>
-            <w:tcBorders>
-              <w:top w:val="single" w:color="000000" w:sz="4"/>
-              <w:left w:val="single" w:color="000000" w:sz="4"/>
-              <w:bottom w:val="single" w:color="000000" w:sz="4"/>
-              <w:right w:val="single" w:color="000000" w:sz="4"/>
-            </w:tcBorders>
-            <w:tcMar>
-              <w:top w:type="dxa" w:w="60"/>
-              <w:left w:type="dxa" w:w="100"/>
-              <w:bottom w:type="dxa" w:w="60"/>
-              <w:right w:type="dxa" w:w="100"/>
-            </w:tcMar>
-            <w:vAlign w:val="center"/>
-          </w:tcPr>
-          <w:p>
-            <w:pPr>
-              <w:keepNext w:val="false"/>
-              <w:jc w:val="center"/>
-            </w:pPr>
-            <w:r>
-              <w:rPr>
-                <w:rFonts w:ascii="맑은 고딕" w:cs="맑은 고딕" w:eastAsia="맑은 고딕" w:hAnsi="맑은 고딕"/>
-                <w:sz w:val="20"/>
-                <w:szCs w:val="20"/>
-              </w:rPr>
-              <w:t xml:space="preserve">2026.10.02</w:t>
-            </w:r>
-          </w:p>
-        </w:tc>
-        <w:tc>
-          <w:tcPr>
-            <w:tcW w:type="dxa" w:w="3500"/>
-            <w:tcBorders>
-              <w:top w:val="single" w:color="000000" w:sz="4"/>
-              <w:left w:val="single" w:color="000000" w:sz="4"/>
-              <w:bottom w:val="single" w:color="000000" w:sz="4"/>
-              <w:right w:val="single" w:color="000000" w:sz="4"/>
-            </w:tcBorders>
-            <w:tcMar>
-              <w:top w:type="dxa" w:w="60"/>
-              <w:left w:type="dxa" w:w="100"/>
-              <w:bottom w:type="dxa" w:w="60"/>
-              <w:right w:type="dxa" w:w="100"/>
-            </w:tcMar>
-            <w:vAlign w:val="center"/>
-          </w:tcPr>
-          <w:p>
-            <w:pPr>
-              <w:keepNext w:val="false"/>
-              <w:jc w:val="center"/>
-            </w:pPr>
-            <w:r>
-              <w:rPr>
-                <w:rFonts w:ascii="맑은 고딕" w:cs="맑은 고딕" w:eastAsia="맑은 고딕" w:hAnsi="맑은 고딕"/>
-                <w:sz w:val="20"/>
-                <w:szCs w:val="20"/>
-              </w:rPr>
-              <w:t xml:space="preserve">체크인 10점 척도·기상 직후 3문항으로 변경, 근육통을 운동 입력 2단계로 이동(EXE-06~08), 회복 가이드 화면 삭제 및 홈 한 줄 안내로 대체(HOM-03, GID), 수면 효율 추가, ‘피로도’ 명칭을 ‘회복 점수’로 변경(높을수록 가벼움)</w:t>
-            </w:r>
-          </w:p>
-        </w:tc>
-        <w:tc>
-          <w:tcPr>
-            <w:tcW w:type="dxa" w:w="1400"/>
-            <w:tcBorders>
-              <w:top w:val="single" w:color="000000" w:sz="4"/>
-              <w:left w:val="single" w:color="000000" w:sz="4"/>
-              <w:bottom w:val="single" w:color="000000" w:sz="4"/>
-              <w:right w:val="single" w:color="000000" w:sz="4"/>
-            </w:tcBorders>
-            <w:tcMar>
-              <w:top w:type="dxa" w:w="60"/>
-              <w:left w:type="dxa" w:w="100"/>
-              <w:bottom w:type="dxa" w:w="60"/>
-              <w:right w:type="dxa" w:w="100"/>
-            </w:tcMar>
-            <w:vAlign w:val="center"/>
-          </w:tcPr>
-          <w:p>
-            <w:pPr>
-              <w:keepNext w:val="false"/>
-              <w:jc w:val="center"/>
-            </w:pPr>
-            <w:r>
-              <w:rPr>
-                <w:rFonts w:ascii="맑은 고딕" w:cs="맑은 고딕" w:eastAsia="맑은 고딕" w:hAnsi="맑은 고딕"/>
-                <w:sz w:val="20"/>
-                <w:szCs w:val="20"/>
-              </w:rPr>
-              <w:t xml:space="preserve"/>
-            </w:r>
-          </w:p>
-        </w:tc>
-      </w:tr>
-      <w:tr>
-        <w:trPr>
-          <w:cantSplit/>
-        </w:trPr>
-        <w:tc>
-          <w:tcPr>
-            <w:tcW w:type="dxa" w:w="1300"/>
-            <w:tcBorders>
-              <w:top w:val="single" w:color="000000" w:sz="4"/>
-              <w:left w:val="single" w:color="000000" w:sz="4"/>
-              <w:bottom w:val="single" w:color="000000" w:sz="4"/>
-              <w:right w:val="single" w:color="000000" w:sz="4"/>
-            </w:tcBorders>
-            <w:tcMar>
-              <w:top w:type="dxa" w:w="60"/>
-              <w:left w:type="dxa" w:w="100"/>
-              <w:bottom w:type="dxa" w:w="60"/>
-              <w:right w:type="dxa" w:w="100"/>
-            </w:tcMar>
-            <w:vAlign w:val="center"/>
-          </w:tcPr>
-          <w:p>
-            <w:pPr>
-              <w:keepNext w:val="false"/>
-              <w:jc w:val="center"/>
-            </w:pPr>
-            <w:r>
-              <w:rPr>
-                <w:rFonts w:ascii="맑은 고딕" w:cs="맑은 고딕" w:eastAsia="맑은 고딕" w:hAnsi="맑은 고딕"/>
-                <w:sz w:val="20"/>
-                <w:szCs w:val="20"/>
-              </w:rPr>
-              <w:t xml:space="preserve">v1.0.3</w:t>
-            </w:r>
-          </w:p>
-        </w:tc>
-        <w:tc>
-          <w:tcPr>
-            <w:tcW w:type="dxa" w:w="1600"/>
-            <w:tcBorders>
-              <w:top w:val="single" w:color="000000" w:sz="4"/>
-              <w:left w:val="single" w:color="000000" w:sz="4"/>
-              <w:bottom w:val="single" w:color="000000" w:sz="4"/>
-              <w:right w:val="single" w:color="000000" w:sz="4"/>
-            </w:tcBorders>
-            <w:tcMar>
-              <w:top w:type="dxa" w:w="60"/>
-              <w:left w:type="dxa" w:w="100"/>
-              <w:bottom w:type="dxa" w:w="60"/>
-              <w:right w:type="dxa" w:w="100"/>
-            </w:tcMar>
-            <w:vAlign w:val="center"/>
-          </w:tcPr>
-          <w:p>
-            <w:pPr>
-              <w:keepNext w:val="false"/>
-              <w:jc w:val="center"/>
-            </w:pPr>
-            <w:r>
-              <w:rPr>
-                <w:rFonts w:ascii="맑은 고딕" w:cs="맑은 고딕" w:eastAsia="맑은 고딕" w:hAnsi="맑은 고딕"/>
-                <w:sz w:val="20"/>
-                <w:szCs w:val="20"/>
-              </w:rPr>
-              <w:t xml:space="preserve">2026.10.03</w:t>
-            </w:r>
-          </w:p>
-        </w:tc>
-        <w:tc>
-          <w:tcPr>
-            <w:tcW w:type="dxa" w:w="3500"/>
-            <w:tcBorders>
-              <w:top w:val="single" w:color="000000" w:sz="4"/>
-              <w:left w:val="single" w:color="000000" w:sz="4"/>
-              <w:bottom w:val="single" w:color="000000" w:sz="4"/>
-              <w:right w:val="single" w:color="000000" w:sz="4"/>
-            </w:tcBorders>
-            <w:tcMar>
-              <w:top w:type="dxa" w:w="60"/>
-              <w:left w:type="dxa" w:w="100"/>
-              <w:bottom w:type="dxa" w:w="60"/>
-              <w:right w:type="dxa" w:w="100"/>
-            </w:tcMar>
-            <w:vAlign w:val="center"/>
-          </w:tcPr>
-          <w:p>
-            <w:pPr>
-              <w:keepNext w:val="false"/>
-              <w:jc w:val="center"/>
-            </w:pPr>
-            <w:r>
-              <w:rPr>
-                <w:rFonts w:ascii="맑은 고딕" w:cs="맑은 고딕" w:eastAsia="맑은 고딕" w:hAnsi="맑은 고딕"/>
-                <w:sz w:val="20"/>
-                <w:szCs w:val="20"/>
-              </w:rPr>
-              <w:t xml:space="preserve">팀명을 Triple, 프로젝트 명을 FCare(퍼케어)로 변경</w:t>
-            </w:r>
-          </w:p>
-        </w:tc>
-        <w:tc>
-          <w:tcPr>
-            <w:tcW w:type="dxa" w:w="1400"/>
-            <w:tcBorders>
-              <w:top w:val="single" w:color="000000" w:sz="4"/>
-              <w:left w:val="single" w:color="000000" w:sz="4"/>
-              <w:bottom w:val="single" w:color="000000" w:sz="4"/>
-              <w:right w:val="single" w:color="000000" w:sz="4"/>
-            </w:tcBorders>
-            <w:tcMar>
-              <w:top w:type="dxa" w:w="60"/>
-              <w:left w:type="dxa" w:w="100"/>
-              <w:bottom w:type="dxa" w:w="60"/>
-              <w:right w:type="dxa" w:w="100"/>
-            </w:tcMar>
-            <w:vAlign w:val="center"/>
-          </w:tcPr>
-          <w:p>
-            <w:pPr>
-              <w:keepNext w:val="false"/>
-              <w:jc w:val="center"/>
-            </w:pPr>
-            <w:r>
-              <w:rPr>
-                <w:rFonts w:ascii="맑은 고딕" w:cs="맑은 고딕" w:eastAsia="맑은 고딕" w:hAnsi="맑은 고딕"/>
-                <w:sz w:val="20"/>
-                <w:szCs w:val="20"/>
-              </w:rPr>
-              <w:t xml:space="preserve"/>
-            </w:r>
-          </w:p>
-        </w:tc>
-      </w:tr>
-    </w:tbl>
-    <w:p>
-      <w:r>
-        <w:br w:type="page"/>
-      </w:r>
-    </w:p>
-    <w:p/>
     <w:p>
       <w:pPr>
         <w:spacing w:after="400"/>
@@ -2781,7 +1571,7 @@
           <w:sz w:val="20"/>
           <w:szCs w:val="20"/>
         </w:rPr>
-        <w:t xml:space="preserve">3.2   데이터 요구사항	8</w:t>
+        <w:t xml:space="preserve">3.2   데이터 요구사항	9</w:t>
       </w:r>
     </w:p>
     <w:p>
@@ -2800,7 +1590,7 @@
           <w:sz w:val="20"/>
           <w:szCs w:val="20"/>
         </w:rPr>
-        <w:t xml:space="preserve">3.3   비기능 요구사항	8</w:t>
+        <w:t xml:space="preserve">3.3   비기능 요구사항	10</w:t>
       </w:r>
     </w:p>
     <w:p>
@@ -2819,17 +1609,14 @@
           <w:sz w:val="22"/>
           <w:szCs w:val="22"/>
         </w:rPr>
-        <w:t xml:space="preserve">4. 참고문헌	9</w:t>
-      </w:r>
-    </w:p>
-    <w:p>
-      <w:r>
-        <w:br w:type="page"/>
+        <w:t xml:space="preserve">4. 참고문헌	11</w:t>
       </w:r>
     </w:p>
     <w:p>
       <w:pPr>
         <w:pStyle w:val="Heading1"/>
+        <w:keepNext/>
+        <w:pageBreakBefore/>
         <w:spacing w:after="160" w:before="120"/>
       </w:pPr>
       <w:r>
@@ -2847,6 +1634,7 @@
     <w:p>
       <w:pPr>
         <w:pStyle w:val="Heading2"/>
+        <w:keepNext/>
         <w:spacing w:after="120" w:before="280"/>
         <w:ind w:left="200"/>
       </w:pPr>
@@ -2893,6 +1681,7 @@
     <w:p>
       <w:pPr>
         <w:pStyle w:val="Heading2"/>
+        <w:keepNext/>
         <w:spacing w:after="120" w:before="280"/>
         <w:ind w:left="200"/>
       </w:pPr>
@@ -2925,6 +1714,7 @@
     <w:p>
       <w:pPr>
         <w:pStyle w:val="Heading2"/>
+        <w:keepNext/>
         <w:spacing w:after="120" w:before="280"/>
         <w:ind w:left="200"/>
       </w:pPr>
@@ -2951,17 +1741,14 @@
           <w:sz w:val="20"/>
           <w:szCs w:val="20"/>
         </w:rPr>
-        <w:t xml:space="preserve">본 문서에 기술된 요구사항은 “FCare(퍼케어)” 개발의 모든 범위에 적용하며, 설계·구현·시험 단계에서 필수적으로 참조한다. 요구사항 변경 시 개정내역에 기록하고 요구사항 심사를 거친다.</w:t>
-      </w:r>
-    </w:p>
-    <w:p>
-      <w:r>
-        <w:br w:type="page"/>
+        <w:t>본 문서에 기술된 요구사항은 “FCare(퍼케어)” 개발의 모든 범위에 적용하며, 설계·구현·시험 단계에서 필수적으로 참조한다. 요구사항을 변경할 때는 형상관리기획서의 변경 절차에 따라 기록하고 요구사항 심사를 거친다.</w:t>
       </w:r>
     </w:p>
     <w:p>
       <w:pPr>
         <w:pStyle w:val="Heading1"/>
+        <w:keepNext/>
+        <w:pageBreakBefore/>
         <w:spacing w:after="160" w:before="120"/>
       </w:pPr>
       <w:r>
@@ -2979,6 +1766,7 @@
     <w:p>
       <w:pPr>
         <w:pStyle w:val="Heading2"/>
+        <w:keepNext/>
         <w:spacing w:after="120" w:before="280"/>
         <w:ind w:left="200"/>
       </w:pPr>
@@ -3658,6 +2446,7 @@
     <w:p>
       <w:pPr>
         <w:pStyle w:val="Heading2"/>
+        <w:keepNext/>
         <w:spacing w:after="120" w:before="280"/>
         <w:ind w:left="200"/>
       </w:pPr>
@@ -3764,13 +2553,10 @@
       </w:r>
     </w:p>
     <w:p>
-      <w:r>
-        <w:br w:type="page"/>
-      </w:r>
-    </w:p>
-    <w:p>
       <w:pPr>
         <w:pStyle w:val="Heading1"/>
+        <w:keepNext/>
+        <w:pageBreakBefore/>
         <w:spacing w:after="160" w:before="120"/>
       </w:pPr>
       <w:r>
@@ -3788,6 +2574,7 @@
     <w:p>
       <w:pPr>
         <w:pStyle w:val="Heading2"/>
+        <w:keepNext/>
         <w:spacing w:after="120" w:before="280"/>
         <w:ind w:left="200"/>
       </w:pPr>
@@ -5262,7 +4049,7 @@
                 <w:sz w:val="20"/>
                 <w:szCs w:val="20"/>
               </w:rPr>
-              <w:t xml:space="preserve">권한 거부 시 수면 시간을 직접 입력하는 방식으로 안내</w:t>
+              <w:t>권한 거부 시 수면 직접 입력 화면(PRM-05)으로 안내</w:t>
             </w:r>
           </w:p>
         </w:tc>
@@ -5402,6 +4189,110 @@
                 <w:szCs w:val="20"/>
               </w:rPr>
               <w:t xml:space="preserve">중</w:t>
+            </w:r>
+          </w:p>
+        </w:tc>
+      </w:tr>
+      <w:tr>
+        <w:trPr>
+          <w:cantSplit/>
+        </w:trPr>
+        <w:tc>
+          <w:tcPr>
+            <w:tcW w:type="dxa" w:w="1300"/>
+            <w:tcBorders>
+              <w:top w:val="single" w:color="000000" w:sz="4"/>
+              <w:left w:val="single" w:color="000000" w:sz="4"/>
+              <w:bottom w:val="single" w:color="000000" w:sz="4"/>
+              <w:right w:val="single" w:color="000000" w:sz="4"/>
+            </w:tcBorders>
+            <w:tcMar>
+              <w:top w:type="dxa" w:w="60"/>
+              <w:left w:type="dxa" w:w="100"/>
+              <w:bottom w:type="dxa" w:w="60"/>
+              <w:right w:type="dxa" w:w="100"/>
+            </w:tcMar>
+            <w:vAlign w:val="center"/>
+          </w:tcPr>
+          <w:p>
+            <w:pPr>
+              <w:keepNext w:val="false"/>
+              <w:jc w:val="center"/>
+            </w:pPr>
+            <w:r>
+              <w:rPr>
+                <w:rFonts w:ascii="맑은 고딕" w:cs="맑은 고딕" w:eastAsia="맑은 고딕" w:hAnsi="맑은 고딕"/>
+                <w:sz w:val="18"/>
+                <w:szCs w:val="18"/>
+              </w:rPr>
+              <w:t>PRM-05</w:t>
+            </w:r>
+          </w:p>
+        </w:tc>
+        <w:tc>
+          <w:tcPr>
+            <w:tcW w:type="dxa" w:w="6700"/>
+            <w:tcBorders>
+              <w:top w:val="single" w:color="000000" w:sz="4"/>
+              <w:left w:val="single" w:color="000000" w:sz="4"/>
+              <w:bottom w:val="single" w:color="000000" w:sz="4"/>
+              <w:right w:val="single" w:color="000000" w:sz="4"/>
+            </w:tcBorders>
+            <w:tcMar>
+              <w:top w:type="dxa" w:w="60"/>
+              <w:left w:type="dxa" w:w="100"/>
+              <w:bottom w:type="dxa" w:w="60"/>
+              <w:right w:type="dxa" w:w="100"/>
+            </w:tcMar>
+            <w:vAlign w:val="center"/>
+          </w:tcPr>
+          <w:p>
+            <w:pPr>
+              <w:keepNext w:val="false"/>
+              <w:jc w:val="left"/>
+            </w:pPr>
+            <w:r>
+              <w:rPr>
+                <w:rFonts w:ascii="맑은 고딕" w:cs="맑은 고딕" w:eastAsia="맑은 고딕" w:hAnsi="맑은 고딕"/>
+                <w:sz w:val="20"/>
+                <w:szCs w:val="20"/>
+              </w:rPr>
+              <w:t>수면 직접 입력: 날짜(기본값 어젯밤), 잠든 시각, 깬 시각을 입력하면 총 수면 시간을 자동 계산하여 저장 (직접 입력한 날은 수면 단계·수면 효율·심박을 제외하고 계산)</w:t>
+            </w:r>
+          </w:p>
+        </w:tc>
+        <w:tc>
+          <w:tcPr>
+            <w:tcW w:type="dxa" w:w="1300"/>
+            <w:tcBorders>
+              <w:top w:val="single" w:color="000000" w:sz="4"/>
+              <w:left w:val="single" w:color="000000" w:sz="4"/>
+              <w:bottom w:val="single" w:color="000000" w:sz="4"/>
+              <w:right w:val="single" w:color="000000" w:sz="4"/>
+            </w:tcBorders>
+            <w:shd w:fill="FFF4DC" w:color="auto" w:val="clear"/>
+            <w:tcMar>
+              <w:top w:type="dxa" w:w="60"/>
+              <w:left w:type="dxa" w:w="100"/>
+              <w:bottom w:type="dxa" w:w="60"/>
+              <w:right w:type="dxa" w:w="100"/>
+            </w:tcMar>
+            <w:vAlign w:val="center"/>
+          </w:tcPr>
+          <w:p>
+            <w:pPr>
+              <w:keepNext w:val="false"/>
+              <w:jc w:val="center"/>
+            </w:pPr>
+            <w:r>
+              <w:rPr>
+                <w:rFonts w:ascii="맑은 고딕" w:cs="맑은 고딕" w:eastAsia="맑은 고딕" w:hAnsi="맑은 고딕"/>
+                <w:b/>
+                <w:bCs/>
+                <w:sz w:val="20"/>
+                <w:szCs w:val="20"/>
+              </w:rPr>
+              <w:t>중</w:t>
             </w:r>
           </w:p>
         </w:tc>
@@ -5619,7 +4510,7 @@
                 <w:sz w:val="20"/>
                 <w:szCs w:val="20"/>
               </w:rPr>
-              <w:t xml:space="preserve">내일 예상 회복 점수를 0~100점(높을수록 가벼움)과 4단계 등급(피로함 / 보통 / 편안함 / 가벼움) 게이지로 표시</w:t>
+              <w:t>오늘(예측 대상 날짜)의 회복 점수를 0~100점(높을수록 가벼움)과 4단계 등급(피로함 / 보통 / 편안함 / 가벼움) 게이지로 표시</w:t>
             </w:r>
           </w:p>
         </w:tc>
@@ -5827,7 +4718,7 @@
                 <w:sz w:val="20"/>
                 <w:szCs w:val="20"/>
               </w:rPr>
-              <w:t xml:space="preserve">회복 점수에 따른 한 줄 안내 문구 표시 (예: 점수가 낮을 때 “오늘 운동은 자제하는 게 좋아요!”), 문구는 추후 확정</w:t>
+              <w:t>회복 점수 등급(4단계)마다 정해진 한 줄 안내 문구 1개를 표시 (예: 피로함 — “오늘 운동은 자제하는 게 좋아요!”), 등급별 문구는 설계 단계에서 확정</w:t>
             </w:r>
           </w:p>
         </w:tc>
@@ -6071,6 +4962,214 @@
                 <w:szCs w:val="20"/>
               </w:rPr>
               <w:t xml:space="preserve">하</w:t>
+            </w:r>
+          </w:p>
+        </w:tc>
+      </w:tr>
+      <w:tr>
+        <w:trPr>
+          <w:cantSplit/>
+        </w:trPr>
+        <w:tc>
+          <w:tcPr>
+            <w:tcW w:type="dxa" w:w="1300"/>
+            <w:tcBorders>
+              <w:top w:val="single" w:color="000000" w:sz="4"/>
+              <w:left w:val="single" w:color="000000" w:sz="4"/>
+              <w:bottom w:val="single" w:color="000000" w:sz="4"/>
+              <w:right w:val="single" w:color="000000" w:sz="4"/>
+            </w:tcBorders>
+            <w:tcMar>
+              <w:top w:type="dxa" w:w="60"/>
+              <w:left w:type="dxa" w:w="100"/>
+              <w:bottom w:type="dxa" w:w="60"/>
+              <w:right w:type="dxa" w:w="100"/>
+            </w:tcMar>
+            <w:vAlign w:val="center"/>
+          </w:tcPr>
+          <w:p>
+            <w:pPr>
+              <w:keepNext w:val="false"/>
+              <w:jc w:val="center"/>
+            </w:pPr>
+            <w:r>
+              <w:rPr>
+                <w:rFonts w:ascii="맑은 고딕" w:cs="맑은 고딕" w:eastAsia="맑은 고딕" w:hAnsi="맑은 고딕"/>
+                <w:sz w:val="18"/>
+                <w:szCs w:val="18"/>
+              </w:rPr>
+              <w:t>HOM-06</w:t>
+            </w:r>
+          </w:p>
+        </w:tc>
+        <w:tc>
+          <w:tcPr>
+            <w:tcW w:type="dxa" w:w="6700"/>
+            <w:tcBorders>
+              <w:top w:val="single" w:color="000000" w:sz="4"/>
+              <w:left w:val="single" w:color="000000" w:sz="4"/>
+              <w:bottom w:val="single" w:color="000000" w:sz="4"/>
+              <w:right w:val="single" w:color="000000" w:sz="4"/>
+            </w:tcBorders>
+            <w:tcMar>
+              <w:top w:type="dxa" w:w="60"/>
+              <w:left w:type="dxa" w:w="100"/>
+              <w:bottom w:type="dxa" w:w="60"/>
+              <w:right w:type="dxa" w:w="100"/>
+            </w:tcMar>
+            <w:vAlign w:val="center"/>
+          </w:tcPr>
+          <w:p>
+            <w:pPr>
+              <w:keepNext w:val="false"/>
+              <w:jc w:val="left"/>
+            </w:pPr>
+            <w:r>
+              <w:rPr>
+                <w:rFonts w:ascii="맑은 고딕" w:cs="맑은 고딕" w:eastAsia="맑은 고딕" w:hAnsi="맑은 고딕"/>
+                <w:sz w:val="20"/>
+                <w:szCs w:val="20"/>
+              </w:rPr>
+              <w:t>회복 점수 산출·확정: 아침 체크인을 제출하면 어제 운동(운동 부하·근육통), 오늘 체크인, 어젯밤 수면을 합쳐 회복 점수를 한 번 계산하여 확정하고, 다음 날 체크인을 제출할 때까지 다시 계산하지 않음. 12:00까지 체크인이 없으면 체크인 3문항을 각각 중간값(5.5점)으로 보고 계산하여 확정 (이때 수면 기록도 없으면 수면 항목을 제외하고 계산)</w:t>
+            </w:r>
+          </w:p>
+        </w:tc>
+        <w:tc>
+          <w:tcPr>
+            <w:tcW w:type="dxa" w:w="1300"/>
+            <w:tcBorders>
+              <w:top w:val="single" w:color="000000" w:sz="4"/>
+              <w:left w:val="single" w:color="000000" w:sz="4"/>
+              <w:bottom w:val="single" w:color="000000" w:sz="4"/>
+              <w:right w:val="single" w:color="000000" w:sz="4"/>
+            </w:tcBorders>
+            <w:shd w:fill="FDE7E7" w:color="auto" w:val="clear"/>
+            <w:tcMar>
+              <w:top w:type="dxa" w:w="60"/>
+              <w:left w:type="dxa" w:w="100"/>
+              <w:bottom w:type="dxa" w:w="60"/>
+              <w:right w:type="dxa" w:w="100"/>
+            </w:tcMar>
+            <w:vAlign w:val="center"/>
+          </w:tcPr>
+          <w:p>
+            <w:pPr>
+              <w:keepNext w:val="false"/>
+              <w:jc w:val="center"/>
+            </w:pPr>
+            <w:r>
+              <w:rPr>
+                <w:rFonts w:ascii="맑은 고딕" w:cs="맑은 고딕" w:eastAsia="맑은 고딕" w:hAnsi="맑은 고딕"/>
+                <w:b/>
+                <w:bCs/>
+                <w:sz w:val="20"/>
+                <w:szCs w:val="20"/>
+              </w:rPr>
+              <w:t>상</w:t>
+            </w:r>
+          </w:p>
+        </w:tc>
+      </w:tr>
+      <w:tr>
+        <w:trPr>
+          <w:cantSplit/>
+        </w:trPr>
+        <w:tc>
+          <w:tcPr>
+            <w:tcW w:type="dxa" w:w="1300"/>
+            <w:tcBorders>
+              <w:top w:val="single" w:color="000000" w:sz="4"/>
+              <w:left w:val="single" w:color="000000" w:sz="4"/>
+              <w:bottom w:val="single" w:color="000000" w:sz="4"/>
+              <w:right w:val="single" w:color="000000" w:sz="4"/>
+            </w:tcBorders>
+            <w:tcMar>
+              <w:top w:type="dxa" w:w="60"/>
+              <w:left w:type="dxa" w:w="100"/>
+              <w:bottom w:type="dxa" w:w="60"/>
+              <w:right w:type="dxa" w:w="100"/>
+            </w:tcMar>
+            <w:vAlign w:val="center"/>
+          </w:tcPr>
+          <w:p>
+            <w:pPr>
+              <w:keepNext w:val="false"/>
+              <w:jc w:val="center"/>
+            </w:pPr>
+            <w:r>
+              <w:rPr>
+                <w:rFonts w:ascii="맑은 고딕" w:cs="맑은 고딕" w:eastAsia="맑은 고딕" w:hAnsi="맑은 고딕"/>
+                <w:sz w:val="18"/>
+                <w:szCs w:val="18"/>
+              </w:rPr>
+              <w:t>HOM-07</w:t>
+            </w:r>
+          </w:p>
+        </w:tc>
+        <w:tc>
+          <w:tcPr>
+            <w:tcW w:type="dxa" w:w="6700"/>
+            <w:tcBorders>
+              <w:top w:val="single" w:color="000000" w:sz="4"/>
+              <w:left w:val="single" w:color="000000" w:sz="4"/>
+              <w:bottom w:val="single" w:color="000000" w:sz="4"/>
+              <w:right w:val="single" w:color="000000" w:sz="4"/>
+            </w:tcBorders>
+            <w:tcMar>
+              <w:top w:type="dxa" w:w="60"/>
+              <w:left w:type="dxa" w:w="100"/>
+              <w:bottom w:type="dxa" w:w="60"/>
+              <w:right w:type="dxa" w:w="100"/>
+            </w:tcMar>
+            <w:vAlign w:val="center"/>
+          </w:tcPr>
+          <w:p>
+            <w:pPr>
+              <w:keepNext w:val="false"/>
+              <w:jc w:val="left"/>
+            </w:pPr>
+            <w:r>
+              <w:rPr>
+                <w:rFonts w:ascii="맑은 고딕" w:cs="맑은 고딕" w:eastAsia="맑은 고딕" w:hAnsi="맑은 고딕"/>
+                <w:sz w:val="20"/>
+                <w:szCs w:val="20"/>
+              </w:rPr>
+              <w:t>체크인 전·데이터 부족 시 표시: 오늘 체크인 전에는 직전 회복 점수와 체크인 바로가기를 표시. 체크인 제출 시 어젯밤 수면 기록이 없으면 “수면 기록을 아직 못 가져왔어요” 안내와 [다시 불러오기]·[직접 입력(PRM-05)]을 제공하고, 수면 데이터가 준비된 뒤 점수를 계산</w:t>
+            </w:r>
+          </w:p>
+        </w:tc>
+        <w:tc>
+          <w:tcPr>
+            <w:tcW w:type="dxa" w:w="1300"/>
+            <w:tcBorders>
+              <w:top w:val="single" w:color="000000" w:sz="4"/>
+              <w:left w:val="single" w:color="000000" w:sz="4"/>
+              <w:bottom w:val="single" w:color="000000" w:sz="4"/>
+              <w:right w:val="single" w:color="000000" w:sz="4"/>
+            </w:tcBorders>
+            <w:shd w:fill="FDE7E7" w:color="auto" w:val="clear"/>
+            <w:tcMar>
+              <w:top w:type="dxa" w:w="60"/>
+              <w:left w:type="dxa" w:w="100"/>
+              <w:bottom w:type="dxa" w:w="60"/>
+              <w:right w:type="dxa" w:w="100"/>
+            </w:tcMar>
+            <w:vAlign w:val="center"/>
+          </w:tcPr>
+          <w:p>
+            <w:pPr>
+              <w:keepNext w:val="false"/>
+              <w:jc w:val="center"/>
+            </w:pPr>
+            <w:r>
+              <w:rPr>
+                <w:rFonts w:ascii="맑은 고딕" w:cs="맑은 고딕" w:eastAsia="맑은 고딕" w:hAnsi="맑은 고딕"/>
+                <w:b/>
+                <w:bCs/>
+                <w:sz w:val="20"/>
+                <w:szCs w:val="20"/>
+              </w:rPr>
+              <w:t>상</w:t>
             </w:r>
           </w:p>
         </w:tc>
@@ -6600,7 +5699,7 @@
                 <w:sz w:val="20"/>
                 <w:szCs w:val="20"/>
               </w:rPr>
-              <w:t xml:space="preserve">오늘 입력한 운동 목록 확인·수정·삭제</w:t>
+              <w:t>오늘 입력한 운동 목록 확인·수정·삭제. 수정 시 근육통 값도 함께 수정할 수 있으며, 삭제 시 해당 기록의 근육통 값도 삭제되어 남은 기록 중 마지막으로 입력한 근육통 값을 사용 (남은 기록이 없으면 근육통 미입력으로 처리). 오늘 입력·수정한 운동은 다음 날 회복 점수에 반영</w:t>
             </w:r>
           </w:p>
         </w:tc>
@@ -6808,7 +5907,7 @@
                 <w:sz w:val="20"/>
                 <w:szCs w:val="20"/>
               </w:rPr>
-              <w:t xml:space="preserve">[2단계] 1단계에서 “다음”을 누르면 근육통 입력 화면으로 이동하여 근육통 1~10점 입력 후 저장</w:t>
+              <w:t>[2단계] 1단계에서 “다음”을 누르면 근육통 입력 화면으로 이동하여 근육통 1~10점(1점 거의 없음 ~ 10점 매우 심함) 입력 후 저장</w:t>
             </w:r>
           </w:p>
         </w:tc>
@@ -6912,7 +6011,7 @@
                 <w:sz w:val="20"/>
                 <w:szCs w:val="20"/>
               </w:rPr>
-              <w:t xml:space="preserve">1단계에서 “오늘 운동 안 함” 선택 시 운동 입력을 건너뛰고 2단계(근육통)만 입력</w:t>
+              <w:t>1단계에서 “오늘 운동 안 함” 선택 시 운동 입력을 건너뛰고 2단계(근육통)만 입력. 같은 날 운동을 추가로 입력하면 “운동 안 함” 기록은 자동으로 삭제되고 새 운동 기록으로 대체</w:t>
             </w:r>
           </w:p>
         </w:tc>
@@ -7016,7 +6115,7 @@
                 <w:sz w:val="20"/>
                 <w:szCs w:val="20"/>
               </w:rPr>
-              <w:t xml:space="preserve">하루 여러 건 입력 시 마지막으로 입력한 근육통 값을 회복 점수 계산에 사용</w:t>
+              <w:t>하루 여러 건 입력 시 마지막으로 입력(수정 포함)한 근육통 값을 회복 점수 계산에 사용</w:t>
             </w:r>
           </w:p>
         </w:tc>
@@ -7269,7 +6368,7 @@
                 <w:sz w:val="20"/>
                 <w:szCs w:val="20"/>
               </w:rPr>
-              <w:t xml:space="preserve">전반적 컨디션 1~10점 입력</w:t>
+              <w:t>전반적 컨디션 1~10점 입력 (1점 매우 나쁨 ~ 10점 매우 좋음)</w:t>
             </w:r>
           </w:p>
         </w:tc>
@@ -7477,7 +6576,7 @@
                 <w:sz w:val="20"/>
                 <w:szCs w:val="20"/>
               </w:rPr>
-              <w:t xml:space="preserve">스트레스 1~10점 입력</w:t>
+              <w:t>스트레스 1~10점 입력 (1점 거의 없음 ~ 10점 매우 심함)</w:t>
             </w:r>
           </w:p>
         </w:tc>
@@ -7581,7 +6680,7 @@
                 <w:sz w:val="20"/>
                 <w:szCs w:val="20"/>
               </w:rPr>
-              <w:t xml:space="preserve">수면 만족도 1~10점 입력</w:t>
+              <w:t>수면 만족도 1~10점 입력 (1점 매우 불만족 ~ 10점 매우 만족)</w:t>
             </w:r>
           </w:p>
         </w:tc>
@@ -7685,7 +6784,7 @@
                 <w:sz w:val="20"/>
                 <w:szCs w:val="20"/>
               </w:rPr>
-              <w:t xml:space="preserve">기상 직후 하루 1회 입력, 당일에는 수정 가능</w:t>
+              <w:t>기상 후 당일 04:00~12:00에 하루 1회 입력. 제출 전 확인 화면에서만 수정할 수 있고 제출 후에는 수정 불가. 12:00까지 입력하지 않으면 그날 체크인은 미입력으로 처리(HOM-06)</w:t>
             </w:r>
           </w:p>
         </w:tc>
@@ -7721,6 +6820,214 @@
                 <w:szCs w:val="20"/>
               </w:rPr>
               <w:t xml:space="preserve">중</w:t>
+            </w:r>
+          </w:p>
+        </w:tc>
+      </w:tr>
+      <w:tr>
+        <w:trPr>
+          <w:cantSplit/>
+        </w:trPr>
+        <w:tc>
+          <w:tcPr>
+            <w:tcW w:type="dxa" w:w="1300"/>
+            <w:tcBorders>
+              <w:top w:val="single" w:color="000000" w:sz="4"/>
+              <w:left w:val="single" w:color="000000" w:sz="4"/>
+              <w:bottom w:val="single" w:color="000000" w:sz="4"/>
+              <w:right w:val="single" w:color="000000" w:sz="4"/>
+            </w:tcBorders>
+            <w:tcMar>
+              <w:top w:type="dxa" w:w="60"/>
+              <w:left w:type="dxa" w:w="100"/>
+              <w:bottom w:type="dxa" w:w="60"/>
+              <w:right w:type="dxa" w:w="100"/>
+            </w:tcMar>
+            <w:vAlign w:val="center"/>
+          </w:tcPr>
+          <w:p>
+            <w:pPr>
+              <w:keepNext w:val="false"/>
+              <w:jc w:val="center"/>
+            </w:pPr>
+            <w:r>
+              <w:rPr>
+                <w:rFonts w:ascii="맑은 고딕" w:cs="맑은 고딕" w:eastAsia="맑은 고딕" w:hAnsi="맑은 고딕"/>
+                <w:sz w:val="18"/>
+                <w:szCs w:val="18"/>
+              </w:rPr>
+              <w:t>CHK-06</w:t>
+            </w:r>
+          </w:p>
+        </w:tc>
+        <w:tc>
+          <w:tcPr>
+            <w:tcW w:type="dxa" w:w="6700"/>
+            <w:tcBorders>
+              <w:top w:val="single" w:color="000000" w:sz="4"/>
+              <w:left w:val="single" w:color="000000" w:sz="4"/>
+              <w:bottom w:val="single" w:color="000000" w:sz="4"/>
+              <w:right w:val="single" w:color="000000" w:sz="4"/>
+            </w:tcBorders>
+            <w:tcMar>
+              <w:top w:type="dxa" w:w="60"/>
+              <w:left w:type="dxa" w:w="100"/>
+              <w:bottom w:type="dxa" w:w="60"/>
+              <w:right w:type="dxa" w:w="100"/>
+            </w:tcMar>
+            <w:vAlign w:val="center"/>
+          </w:tcPr>
+          <w:p>
+            <w:pPr>
+              <w:keepNext w:val="false"/>
+              <w:jc w:val="left"/>
+            </w:pPr>
+            <w:r>
+              <w:rPr>
+                <w:rFonts w:ascii="맑은 고딕" w:cs="맑은 고딕" w:eastAsia="맑은 고딕" w:hAnsi="맑은 고딕"/>
+                <w:sz w:val="20"/>
+                <w:szCs w:val="20"/>
+              </w:rPr>
+              <w:t>체크인 화면을 열면 동시에 Health Connect에서 어젯밤 수면 데이터를 불러옴</w:t>
+            </w:r>
+          </w:p>
+        </w:tc>
+        <w:tc>
+          <w:tcPr>
+            <w:tcW w:type="dxa" w:w="1300"/>
+            <w:tcBorders>
+              <w:top w:val="single" w:color="000000" w:sz="4"/>
+              <w:left w:val="single" w:color="000000" w:sz="4"/>
+              <w:bottom w:val="single" w:color="000000" w:sz="4"/>
+              <w:right w:val="single" w:color="000000" w:sz="4"/>
+            </w:tcBorders>
+            <w:shd w:fill="FDE7E7" w:color="auto" w:val="clear"/>
+            <w:tcMar>
+              <w:top w:type="dxa" w:w="60"/>
+              <w:left w:type="dxa" w:w="100"/>
+              <w:bottom w:type="dxa" w:w="60"/>
+              <w:right w:type="dxa" w:w="100"/>
+            </w:tcMar>
+            <w:vAlign w:val="center"/>
+          </w:tcPr>
+          <w:p>
+            <w:pPr>
+              <w:keepNext w:val="false"/>
+              <w:jc w:val="center"/>
+            </w:pPr>
+            <w:r>
+              <w:rPr>
+                <w:rFonts w:ascii="맑은 고딕" w:cs="맑은 고딕" w:eastAsia="맑은 고딕" w:hAnsi="맑은 고딕"/>
+                <w:b/>
+                <w:bCs/>
+                <w:sz w:val="20"/>
+                <w:szCs w:val="20"/>
+              </w:rPr>
+              <w:t>상</w:t>
+            </w:r>
+          </w:p>
+        </w:tc>
+      </w:tr>
+      <w:tr>
+        <w:trPr>
+          <w:cantSplit/>
+        </w:trPr>
+        <w:tc>
+          <w:tcPr>
+            <w:tcW w:type="dxa" w:w="1300"/>
+            <w:tcBorders>
+              <w:top w:val="single" w:color="000000" w:sz="4"/>
+              <w:left w:val="single" w:color="000000" w:sz="4"/>
+              <w:bottom w:val="single" w:color="000000" w:sz="4"/>
+              <w:right w:val="single" w:color="000000" w:sz="4"/>
+            </w:tcBorders>
+            <w:tcMar>
+              <w:top w:type="dxa" w:w="60"/>
+              <w:left w:type="dxa" w:w="100"/>
+              <w:bottom w:type="dxa" w:w="60"/>
+              <w:right w:type="dxa" w:w="100"/>
+            </w:tcMar>
+            <w:vAlign w:val="center"/>
+          </w:tcPr>
+          <w:p>
+            <w:pPr>
+              <w:keepNext w:val="false"/>
+              <w:jc w:val="center"/>
+            </w:pPr>
+            <w:r>
+              <w:rPr>
+                <w:rFonts w:ascii="맑은 고딕" w:cs="맑은 고딕" w:eastAsia="맑은 고딕" w:hAnsi="맑은 고딕"/>
+                <w:sz w:val="18"/>
+                <w:szCs w:val="18"/>
+              </w:rPr>
+              <w:t>CHK-07</w:t>
+            </w:r>
+          </w:p>
+        </w:tc>
+        <w:tc>
+          <w:tcPr>
+            <w:tcW w:type="dxa" w:w="6700"/>
+            <w:tcBorders>
+              <w:top w:val="single" w:color="000000" w:sz="4"/>
+              <w:left w:val="single" w:color="000000" w:sz="4"/>
+              <w:bottom w:val="single" w:color="000000" w:sz="4"/>
+              <w:right w:val="single" w:color="000000" w:sz="4"/>
+            </w:tcBorders>
+            <w:tcMar>
+              <w:top w:type="dxa" w:w="60"/>
+              <w:left w:type="dxa" w:w="100"/>
+              <w:bottom w:type="dxa" w:w="60"/>
+              <w:right w:type="dxa" w:w="100"/>
+            </w:tcMar>
+            <w:vAlign w:val="center"/>
+          </w:tcPr>
+          <w:p>
+            <w:pPr>
+              <w:keepNext w:val="false"/>
+              <w:jc w:val="left"/>
+            </w:pPr>
+            <w:r>
+              <w:rPr>
+                <w:rFonts w:ascii="맑은 고딕" w:cs="맑은 고딕" w:eastAsia="맑은 고딕" w:hAnsi="맑은 고딕"/>
+                <w:sz w:val="20"/>
+                <w:szCs w:val="20"/>
+              </w:rPr>
+              <w:t>체크인 시작 시 어제 운동 기록이 없으면 “어제 운동 기록이 없어요. 추가할까요?”를 묻고, 어제 날짜로 운동을 추가할 수 있음 (체크인 제출 전까지)</w:t>
+            </w:r>
+          </w:p>
+        </w:tc>
+        <w:tc>
+          <w:tcPr>
+            <w:tcW w:type="dxa" w:w="1300"/>
+            <w:tcBorders>
+              <w:top w:val="single" w:color="000000" w:sz="4"/>
+              <w:left w:val="single" w:color="000000" w:sz="4"/>
+              <w:bottom w:val="single" w:color="000000" w:sz="4"/>
+              <w:right w:val="single" w:color="000000" w:sz="4"/>
+            </w:tcBorders>
+            <w:shd w:fill="FFF4DC" w:color="auto" w:val="clear"/>
+            <w:tcMar>
+              <w:top w:type="dxa" w:w="60"/>
+              <w:left w:type="dxa" w:w="100"/>
+              <w:bottom w:type="dxa" w:w="60"/>
+              <w:right w:type="dxa" w:w="100"/>
+            </w:tcMar>
+            <w:vAlign w:val="center"/>
+          </w:tcPr>
+          <w:p>
+            <w:pPr>
+              <w:keepNext w:val="false"/>
+              <w:jc w:val="center"/>
+            </w:pPr>
+            <w:r>
+              <w:rPr>
+                <w:rFonts w:ascii="맑은 고딕" w:cs="맑은 고딕" w:eastAsia="맑은 고딕" w:hAnsi="맑은 고딕"/>
+                <w:b/>
+                <w:bCs/>
+                <w:sz w:val="20"/>
+                <w:szCs w:val="20"/>
+              </w:rPr>
+              <w:t>중</w:t>
             </w:r>
           </w:p>
         </w:tc>
@@ -9009,6 +8316,7 @@
     <w:p>
       <w:pPr>
         <w:pStyle w:val="Heading2"/>
+        <w:keepNext/>
         <w:spacing w:after="120" w:before="280"/>
         <w:ind w:left="200"/>
       </w:pPr>
@@ -9332,7 +8640,7 @@
                 <w:sz w:val="20"/>
                 <w:szCs w:val="20"/>
               </w:rPr>
-              <w:t xml:space="preserve">권한 거부 시 수면 시간 직접 입력</w:t>
+              <w:t>권한 거부·기록 없음 시 직접 입력(PRM-05)</w:t>
             </w:r>
           </w:p>
         </w:tc>
@@ -9737,7 +9045,7 @@
                 <w:sz w:val="20"/>
                 <w:szCs w:val="20"/>
               </w:rPr>
-              <w:t xml:space="preserve">기상 직후 하루 1건</w:t>
+              <w:t>하루 1건 (04:00~12:00), 제출 후 수정 불가, 미입력 시 중간값</w:t>
             </w:r>
           </w:p>
         </w:tc>
@@ -9872,7 +9180,7 @@
                 <w:sz w:val="20"/>
                 <w:szCs w:val="20"/>
               </w:rPr>
-              <w:t xml:space="preserve">로그인 없음</w:t>
+              <w:t>로그인 없음, 닉네임 외 참고용</w:t>
             </w:r>
           </w:p>
         </w:tc>
@@ -9975,7 +9283,7 @@
                 <w:sz w:val="20"/>
                 <w:szCs w:val="20"/>
               </w:rPr>
-              <w:t xml:space="preserve">기준 날짜, 예측 대상 날짜, 회복 점수(0~100, 높을수록 가벼움), 등급(4단계)</w:t>
+              <w:t>기준 날짜, 예측 대상 날짜, 회복 점수(0~100, 높을수록 가벼움), 등급(4단계), 확정 시각, 확정 방식(체크인 제출 / 12:00 자동 확정)</w:t>
             </w:r>
           </w:p>
         </w:tc>
@@ -10007,7 +9315,1109 @@
                 <w:sz w:val="20"/>
                 <w:szCs w:val="20"/>
               </w:rPr>
-              <w:t xml:space="preserve">계산식·등급 구간은 Phase 3</w:t>
+              <w:t>하루 1회 확정, 계산식·등급 구간은 Phase 3</w:t>
+            </w:r>
+          </w:p>
+        </w:tc>
+      </w:tr>
+    </w:tbl>
+    <w:p/>
+    <w:p>
+      <w:pPr>
+        <w:keepNext/>
+        <w:keepLines/>
+        <w:spacing w:after="120" w:line="340"/>
+        <w:ind w:left="400"/>
+      </w:pPr>
+      <w:r>
+        <w:rPr>
+          <w:rFonts w:ascii="맑은 고딕" w:cs="맑은 고딕" w:eastAsia="맑은 고딕" w:hAnsi="맑은 고딕"/>
+          <w:sz w:val="20"/>
+          <w:szCs w:val="20"/>
+        </w:rPr>
+        <w:t xml:space="preserve">체크인 문항과 근육통의 점수 기준은 다음과 같다.</w:t>
+      </w:r>
+    </w:p>
+    <w:tbl>
+      <w:tblPr>
+        <w:tblW w:type="dxa" w:w="9300"/>
+        <w:jc w:val="center"/>
+        <w:tblBorders>
+          <w:top w:val="single" w:color="auto" w:sz="4"/>
+          <w:left w:val="single" w:color="auto" w:sz="4"/>
+          <w:bottom w:val="single" w:color="auto" w:sz="4"/>
+          <w:right w:val="single" w:color="auto" w:sz="4"/>
+          <w:insideH w:val="single" w:color="auto" w:sz="4"/>
+          <w:insideV w:val="single" w:color="auto" w:sz="4"/>
+        </w:tblBorders>
+      </w:tblPr>
+      <w:tblGrid>
+        <w:gridCol w:w="2000"/>
+        <w:gridCol w:w="2200"/>
+        <w:gridCol w:w="2200"/>
+        <w:gridCol w:w="2900"/>
+      </w:tblGrid>
+      <w:tr>
+        <w:trPr>
+          <w:cantSplit/>
+          <w:tblHeader/>
+        </w:trPr>
+        <w:tc>
+          <w:tcPr>
+            <w:tcW w:type="dxa" w:w="2000"/>
+            <w:tcBorders>
+              <w:top w:val="single" w:color="000000" w:sz="4"/>
+              <w:left w:val="single" w:color="000000" w:sz="4"/>
+              <w:bottom w:val="single" w:color="000000" w:sz="4"/>
+              <w:right w:val="single" w:color="000000" w:sz="4"/>
+            </w:tcBorders>
+            <w:shd w:fill="D9D9D9" w:color="auto" w:val="clear"/>
+            <w:tcMar>
+              <w:top w:type="dxa" w:w="60"/>
+              <w:left w:type="dxa" w:w="100"/>
+              <w:bottom w:type="dxa" w:w="60"/>
+              <w:right w:type="dxa" w:w="100"/>
+            </w:tcMar>
+            <w:vAlign w:val="center"/>
+          </w:tcPr>
+          <w:p>
+            <w:pPr>
+              <w:keepNext/>
+              <w:jc w:val="center"/>
+            </w:pPr>
+            <w:r>
+              <w:rPr>
+                <w:rFonts w:ascii="맑은 고딕" w:cs="맑은 고딕" w:eastAsia="맑은 고딕" w:hAnsi="맑은 고딕"/>
+                <w:b/>
+                <w:bCs/>
+                <w:sz w:val="20"/>
+                <w:szCs w:val="20"/>
+              </w:rPr>
+              <w:t xml:space="preserve">항목</w:t>
+            </w:r>
+          </w:p>
+        </w:tc>
+        <w:tc>
+          <w:tcPr>
+            <w:tcW w:type="dxa" w:w="2200"/>
+            <w:tcBorders>
+              <w:top w:val="single" w:color="000000" w:sz="4"/>
+              <w:left w:val="single" w:color="000000" w:sz="4"/>
+              <w:bottom w:val="single" w:color="000000" w:sz="4"/>
+              <w:right w:val="single" w:color="000000" w:sz="4"/>
+            </w:tcBorders>
+            <w:shd w:fill="D9D9D9" w:color="auto" w:val="clear"/>
+            <w:tcMar>
+              <w:top w:type="dxa" w:w="60"/>
+              <w:left w:type="dxa" w:w="100"/>
+              <w:bottom w:type="dxa" w:w="60"/>
+              <w:right w:type="dxa" w:w="100"/>
+            </w:tcMar>
+            <w:vAlign w:val="center"/>
+          </w:tcPr>
+          <w:p>
+            <w:pPr>
+              <w:keepNext/>
+              <w:jc w:val="center"/>
+            </w:pPr>
+            <w:r>
+              <w:rPr>
+                <w:rFonts w:ascii="맑은 고딕" w:cs="맑은 고딕" w:eastAsia="맑은 고딕" w:hAnsi="맑은 고딕"/>
+                <w:b/>
+                <w:bCs/>
+                <w:sz w:val="20"/>
+                <w:szCs w:val="20"/>
+              </w:rPr>
+              <w:t xml:space="preserve">1점</w:t>
+            </w:r>
+          </w:p>
+        </w:tc>
+        <w:tc>
+          <w:tcPr>
+            <w:tcW w:type="dxa" w:w="2200"/>
+            <w:tcBorders>
+              <w:top w:val="single" w:color="000000" w:sz="4"/>
+              <w:left w:val="single" w:color="000000" w:sz="4"/>
+              <w:bottom w:val="single" w:color="000000" w:sz="4"/>
+              <w:right w:val="single" w:color="000000" w:sz="4"/>
+            </w:tcBorders>
+            <w:shd w:fill="D9D9D9" w:color="auto" w:val="clear"/>
+            <w:tcMar>
+              <w:top w:type="dxa" w:w="60"/>
+              <w:left w:type="dxa" w:w="100"/>
+              <w:bottom w:type="dxa" w:w="60"/>
+              <w:right w:type="dxa" w:w="100"/>
+            </w:tcMar>
+            <w:vAlign w:val="center"/>
+          </w:tcPr>
+          <w:p>
+            <w:pPr>
+              <w:keepNext/>
+              <w:jc w:val="center"/>
+            </w:pPr>
+            <w:r>
+              <w:rPr>
+                <w:rFonts w:ascii="맑은 고딕" w:cs="맑은 고딕" w:eastAsia="맑은 고딕" w:hAnsi="맑은 고딕"/>
+                <w:b/>
+                <w:bCs/>
+                <w:sz w:val="20"/>
+                <w:szCs w:val="20"/>
+              </w:rPr>
+              <w:t xml:space="preserve">10점</w:t>
+            </w:r>
+          </w:p>
+        </w:tc>
+        <w:tc>
+          <w:tcPr>
+            <w:tcW w:type="dxa" w:w="2900"/>
+            <w:tcBorders>
+              <w:top w:val="single" w:color="000000" w:sz="4"/>
+              <w:left w:val="single" w:color="000000" w:sz="4"/>
+              <w:bottom w:val="single" w:color="000000" w:sz="4"/>
+              <w:right w:val="single" w:color="000000" w:sz="4"/>
+            </w:tcBorders>
+            <w:shd w:fill="D9D9D9" w:color="auto" w:val="clear"/>
+            <w:tcMar>
+              <w:top w:type="dxa" w:w="60"/>
+              <w:left w:type="dxa" w:w="100"/>
+              <w:bottom w:type="dxa" w:w="60"/>
+              <w:right w:type="dxa" w:w="100"/>
+            </w:tcMar>
+            <w:vAlign w:val="center"/>
+          </w:tcPr>
+          <w:p>
+            <w:pPr>
+              <w:keepNext/>
+              <w:jc w:val="center"/>
+            </w:pPr>
+            <w:r>
+              <w:rPr>
+                <w:rFonts w:ascii="맑은 고딕" w:cs="맑은 고딕" w:eastAsia="맑은 고딕" w:hAnsi="맑은 고딕"/>
+                <w:b/>
+                <w:bCs/>
+                <w:sz w:val="20"/>
+                <w:szCs w:val="20"/>
+              </w:rPr>
+              <w:t xml:space="preserve">입력 화면</w:t>
+            </w:r>
+          </w:p>
+        </w:tc>
+      </w:tr>
+      <w:tr>
+        <w:trPr>
+          <w:cantSplit/>
+        </w:trPr>
+        <w:tc>
+          <w:tcPr>
+            <w:tcW w:type="dxa" w:w="2000"/>
+            <w:tcBorders>
+              <w:top w:val="single" w:color="000000" w:sz="4"/>
+              <w:left w:val="single" w:color="000000" w:sz="4"/>
+              <w:bottom w:val="single" w:color="000000" w:sz="4"/>
+              <w:right w:val="single" w:color="000000" w:sz="4"/>
+            </w:tcBorders>
+            <w:tcMar>
+              <w:top w:type="dxa" w:w="60"/>
+              <w:left w:type="dxa" w:w="100"/>
+              <w:bottom w:type="dxa" w:w="60"/>
+              <w:right w:type="dxa" w:w="100"/>
+            </w:tcMar>
+            <w:vAlign w:val="center"/>
+          </w:tcPr>
+          <w:p>
+            <w:pPr>
+              <w:keepNext/>
+              <w:jc w:val="center"/>
+            </w:pPr>
+            <w:r>
+              <w:rPr>
+                <w:rFonts w:ascii="맑은 고딕" w:cs="맑은 고딕" w:eastAsia="맑은 고딕" w:hAnsi="맑은 고딕"/>
+                <w:sz w:val="20"/>
+                <w:szCs w:val="20"/>
+              </w:rPr>
+              <w:t xml:space="preserve">컨디션</w:t>
+            </w:r>
+          </w:p>
+        </w:tc>
+        <w:tc>
+          <w:tcPr>
+            <w:tcW w:type="dxa" w:w="2200"/>
+            <w:tcBorders>
+              <w:top w:val="single" w:color="000000" w:sz="4"/>
+              <w:left w:val="single" w:color="000000" w:sz="4"/>
+              <w:bottom w:val="single" w:color="000000" w:sz="4"/>
+              <w:right w:val="single" w:color="000000" w:sz="4"/>
+            </w:tcBorders>
+            <w:tcMar>
+              <w:top w:type="dxa" w:w="60"/>
+              <w:left w:type="dxa" w:w="100"/>
+              <w:bottom w:type="dxa" w:w="60"/>
+              <w:right w:type="dxa" w:w="100"/>
+            </w:tcMar>
+            <w:vAlign w:val="center"/>
+          </w:tcPr>
+          <w:p>
+            <w:pPr>
+              <w:keepNext/>
+              <w:jc w:val="center"/>
+            </w:pPr>
+            <w:r>
+              <w:rPr>
+                <w:rFonts w:ascii="맑은 고딕" w:cs="맑은 고딕" w:eastAsia="맑은 고딕" w:hAnsi="맑은 고딕"/>
+                <w:sz w:val="20"/>
+                <w:szCs w:val="20"/>
+              </w:rPr>
+              <w:t xml:space="preserve">매우 나쁨</w:t>
+            </w:r>
+          </w:p>
+        </w:tc>
+        <w:tc>
+          <w:tcPr>
+            <w:tcW w:type="dxa" w:w="2200"/>
+            <w:tcBorders>
+              <w:top w:val="single" w:color="000000" w:sz="4"/>
+              <w:left w:val="single" w:color="000000" w:sz="4"/>
+              <w:bottom w:val="single" w:color="000000" w:sz="4"/>
+              <w:right w:val="single" w:color="000000" w:sz="4"/>
+            </w:tcBorders>
+            <w:tcMar>
+              <w:top w:type="dxa" w:w="60"/>
+              <w:left w:type="dxa" w:w="100"/>
+              <w:bottom w:type="dxa" w:w="60"/>
+              <w:right w:type="dxa" w:w="100"/>
+            </w:tcMar>
+            <w:vAlign w:val="center"/>
+          </w:tcPr>
+          <w:p>
+            <w:pPr>
+              <w:keepNext/>
+              <w:jc w:val="center"/>
+            </w:pPr>
+            <w:r>
+              <w:rPr>
+                <w:rFonts w:ascii="맑은 고딕" w:cs="맑은 고딕" w:eastAsia="맑은 고딕" w:hAnsi="맑은 고딕"/>
+                <w:sz w:val="20"/>
+                <w:szCs w:val="20"/>
+              </w:rPr>
+              <w:t xml:space="preserve">매우 좋음</w:t>
+            </w:r>
+          </w:p>
+        </w:tc>
+        <w:tc>
+          <w:tcPr>
+            <w:tcW w:type="dxa" w:w="2900"/>
+            <w:tcBorders>
+              <w:top w:val="single" w:color="000000" w:sz="4"/>
+              <w:left w:val="single" w:color="000000" w:sz="4"/>
+              <w:bottom w:val="single" w:color="000000" w:sz="4"/>
+              <w:right w:val="single" w:color="000000" w:sz="4"/>
+            </w:tcBorders>
+            <w:tcMar>
+              <w:top w:type="dxa" w:w="60"/>
+              <w:left w:type="dxa" w:w="100"/>
+              <w:bottom w:type="dxa" w:w="60"/>
+              <w:right w:type="dxa" w:w="100"/>
+            </w:tcMar>
+            <w:vAlign w:val="center"/>
+          </w:tcPr>
+          <w:p>
+            <w:pPr>
+              <w:keepNext/>
+              <w:jc w:val="center"/>
+            </w:pPr>
+            <w:r>
+              <w:rPr>
+                <w:rFonts w:ascii="맑은 고딕" w:cs="맑은 고딕" w:eastAsia="맑은 고딕" w:hAnsi="맑은 고딕"/>
+                <w:sz w:val="20"/>
+                <w:szCs w:val="20"/>
+              </w:rPr>
+              <w:t xml:space="preserve">체크인 (CHK-01)</w:t>
+            </w:r>
+          </w:p>
+        </w:tc>
+      </w:tr>
+      <w:tr>
+        <w:trPr>
+          <w:cantSplit/>
+        </w:trPr>
+        <w:tc>
+          <w:tcPr>
+            <w:tcW w:type="dxa" w:w="2000"/>
+            <w:tcBorders>
+              <w:top w:val="single" w:color="000000" w:sz="4"/>
+              <w:left w:val="single" w:color="000000" w:sz="4"/>
+              <w:bottom w:val="single" w:color="000000" w:sz="4"/>
+              <w:right w:val="single" w:color="000000" w:sz="4"/>
+            </w:tcBorders>
+            <w:tcMar>
+              <w:top w:type="dxa" w:w="60"/>
+              <w:left w:type="dxa" w:w="100"/>
+              <w:bottom w:type="dxa" w:w="60"/>
+              <w:right w:type="dxa" w:w="100"/>
+            </w:tcMar>
+            <w:vAlign w:val="center"/>
+          </w:tcPr>
+          <w:p>
+            <w:pPr>
+              <w:keepNext/>
+              <w:jc w:val="center"/>
+            </w:pPr>
+            <w:r>
+              <w:rPr>
+                <w:rFonts w:ascii="맑은 고딕" w:cs="맑은 고딕" w:eastAsia="맑은 고딕" w:hAnsi="맑은 고딕"/>
+                <w:sz w:val="20"/>
+                <w:szCs w:val="20"/>
+              </w:rPr>
+              <w:t xml:space="preserve">스트레스</w:t>
+            </w:r>
+          </w:p>
+        </w:tc>
+        <w:tc>
+          <w:tcPr>
+            <w:tcW w:type="dxa" w:w="2200"/>
+            <w:tcBorders>
+              <w:top w:val="single" w:color="000000" w:sz="4"/>
+              <w:left w:val="single" w:color="000000" w:sz="4"/>
+              <w:bottom w:val="single" w:color="000000" w:sz="4"/>
+              <w:right w:val="single" w:color="000000" w:sz="4"/>
+            </w:tcBorders>
+            <w:tcMar>
+              <w:top w:type="dxa" w:w="60"/>
+              <w:left w:type="dxa" w:w="100"/>
+              <w:bottom w:type="dxa" w:w="60"/>
+              <w:right w:type="dxa" w:w="100"/>
+            </w:tcMar>
+            <w:vAlign w:val="center"/>
+          </w:tcPr>
+          <w:p>
+            <w:pPr>
+              <w:keepNext/>
+              <w:jc w:val="center"/>
+            </w:pPr>
+            <w:r>
+              <w:rPr>
+                <w:rFonts w:ascii="맑은 고딕" w:cs="맑은 고딕" w:eastAsia="맑은 고딕" w:hAnsi="맑은 고딕"/>
+                <w:sz w:val="20"/>
+                <w:szCs w:val="20"/>
+              </w:rPr>
+              <w:t xml:space="preserve">거의 없음</w:t>
+            </w:r>
+          </w:p>
+        </w:tc>
+        <w:tc>
+          <w:tcPr>
+            <w:tcW w:type="dxa" w:w="2200"/>
+            <w:tcBorders>
+              <w:top w:val="single" w:color="000000" w:sz="4"/>
+              <w:left w:val="single" w:color="000000" w:sz="4"/>
+              <w:bottom w:val="single" w:color="000000" w:sz="4"/>
+              <w:right w:val="single" w:color="000000" w:sz="4"/>
+            </w:tcBorders>
+            <w:tcMar>
+              <w:top w:type="dxa" w:w="60"/>
+              <w:left w:type="dxa" w:w="100"/>
+              <w:bottom w:type="dxa" w:w="60"/>
+              <w:right w:type="dxa" w:w="100"/>
+            </w:tcMar>
+            <w:vAlign w:val="center"/>
+          </w:tcPr>
+          <w:p>
+            <w:pPr>
+              <w:keepNext/>
+              <w:jc w:val="center"/>
+            </w:pPr>
+            <w:r>
+              <w:rPr>
+                <w:rFonts w:ascii="맑은 고딕" w:cs="맑은 고딕" w:eastAsia="맑은 고딕" w:hAnsi="맑은 고딕"/>
+                <w:sz w:val="20"/>
+                <w:szCs w:val="20"/>
+              </w:rPr>
+              <w:t xml:space="preserve">매우 심함</w:t>
+            </w:r>
+          </w:p>
+        </w:tc>
+        <w:tc>
+          <w:tcPr>
+            <w:tcW w:type="dxa" w:w="2900"/>
+            <w:tcBorders>
+              <w:top w:val="single" w:color="000000" w:sz="4"/>
+              <w:left w:val="single" w:color="000000" w:sz="4"/>
+              <w:bottom w:val="single" w:color="000000" w:sz="4"/>
+              <w:right w:val="single" w:color="000000" w:sz="4"/>
+            </w:tcBorders>
+            <w:tcMar>
+              <w:top w:type="dxa" w:w="60"/>
+              <w:left w:type="dxa" w:w="100"/>
+              <w:bottom w:type="dxa" w:w="60"/>
+              <w:right w:type="dxa" w:w="100"/>
+            </w:tcMar>
+            <w:vAlign w:val="center"/>
+          </w:tcPr>
+          <w:p>
+            <w:pPr>
+              <w:keepNext/>
+              <w:jc w:val="center"/>
+            </w:pPr>
+            <w:r>
+              <w:rPr>
+                <w:rFonts w:ascii="맑은 고딕" w:cs="맑은 고딕" w:eastAsia="맑은 고딕" w:hAnsi="맑은 고딕"/>
+                <w:sz w:val="20"/>
+                <w:szCs w:val="20"/>
+              </w:rPr>
+              <w:t xml:space="preserve">체크인 (CHK-03)</w:t>
+            </w:r>
+          </w:p>
+        </w:tc>
+      </w:tr>
+      <w:tr>
+        <w:trPr>
+          <w:cantSplit/>
+        </w:trPr>
+        <w:tc>
+          <w:tcPr>
+            <w:tcW w:type="dxa" w:w="2000"/>
+            <w:tcBorders>
+              <w:top w:val="single" w:color="000000" w:sz="4"/>
+              <w:left w:val="single" w:color="000000" w:sz="4"/>
+              <w:bottom w:val="single" w:color="000000" w:sz="4"/>
+              <w:right w:val="single" w:color="000000" w:sz="4"/>
+            </w:tcBorders>
+            <w:tcMar>
+              <w:top w:type="dxa" w:w="60"/>
+              <w:left w:type="dxa" w:w="100"/>
+              <w:bottom w:type="dxa" w:w="60"/>
+              <w:right w:type="dxa" w:w="100"/>
+            </w:tcMar>
+            <w:vAlign w:val="center"/>
+          </w:tcPr>
+          <w:p>
+            <w:pPr>
+              <w:keepNext/>
+              <w:jc w:val="center"/>
+            </w:pPr>
+            <w:r>
+              <w:rPr>
+                <w:rFonts w:ascii="맑은 고딕" w:cs="맑은 고딕" w:eastAsia="맑은 고딕" w:hAnsi="맑은 고딕"/>
+                <w:sz w:val="20"/>
+                <w:szCs w:val="20"/>
+              </w:rPr>
+              <w:t xml:space="preserve">수면 만족도</w:t>
+            </w:r>
+          </w:p>
+        </w:tc>
+        <w:tc>
+          <w:tcPr>
+            <w:tcW w:type="dxa" w:w="2200"/>
+            <w:tcBorders>
+              <w:top w:val="single" w:color="000000" w:sz="4"/>
+              <w:left w:val="single" w:color="000000" w:sz="4"/>
+              <w:bottom w:val="single" w:color="000000" w:sz="4"/>
+              <w:right w:val="single" w:color="000000" w:sz="4"/>
+            </w:tcBorders>
+            <w:tcMar>
+              <w:top w:type="dxa" w:w="60"/>
+              <w:left w:type="dxa" w:w="100"/>
+              <w:bottom w:type="dxa" w:w="60"/>
+              <w:right w:type="dxa" w:w="100"/>
+            </w:tcMar>
+            <w:vAlign w:val="center"/>
+          </w:tcPr>
+          <w:p>
+            <w:pPr>
+              <w:keepNext/>
+              <w:jc w:val="center"/>
+            </w:pPr>
+            <w:r>
+              <w:rPr>
+                <w:rFonts w:ascii="맑은 고딕" w:cs="맑은 고딕" w:eastAsia="맑은 고딕" w:hAnsi="맑은 고딕"/>
+                <w:sz w:val="20"/>
+                <w:szCs w:val="20"/>
+              </w:rPr>
+              <w:t xml:space="preserve">매우 불만족</w:t>
+            </w:r>
+          </w:p>
+        </w:tc>
+        <w:tc>
+          <w:tcPr>
+            <w:tcW w:type="dxa" w:w="2200"/>
+            <w:tcBorders>
+              <w:top w:val="single" w:color="000000" w:sz="4"/>
+              <w:left w:val="single" w:color="000000" w:sz="4"/>
+              <w:bottom w:val="single" w:color="000000" w:sz="4"/>
+              <w:right w:val="single" w:color="000000" w:sz="4"/>
+            </w:tcBorders>
+            <w:tcMar>
+              <w:top w:type="dxa" w:w="60"/>
+              <w:left w:type="dxa" w:w="100"/>
+              <w:bottom w:type="dxa" w:w="60"/>
+              <w:right w:type="dxa" w:w="100"/>
+            </w:tcMar>
+            <w:vAlign w:val="center"/>
+          </w:tcPr>
+          <w:p>
+            <w:pPr>
+              <w:keepNext/>
+              <w:jc w:val="center"/>
+            </w:pPr>
+            <w:r>
+              <w:rPr>
+                <w:rFonts w:ascii="맑은 고딕" w:cs="맑은 고딕" w:eastAsia="맑은 고딕" w:hAnsi="맑은 고딕"/>
+                <w:sz w:val="20"/>
+                <w:szCs w:val="20"/>
+              </w:rPr>
+              <w:t xml:space="preserve">매우 만족</w:t>
+            </w:r>
+          </w:p>
+        </w:tc>
+        <w:tc>
+          <w:tcPr>
+            <w:tcW w:type="dxa" w:w="2900"/>
+            <w:tcBorders>
+              <w:top w:val="single" w:color="000000" w:sz="4"/>
+              <w:left w:val="single" w:color="000000" w:sz="4"/>
+              <w:bottom w:val="single" w:color="000000" w:sz="4"/>
+              <w:right w:val="single" w:color="000000" w:sz="4"/>
+            </w:tcBorders>
+            <w:tcMar>
+              <w:top w:type="dxa" w:w="60"/>
+              <w:left w:type="dxa" w:w="100"/>
+              <w:bottom w:type="dxa" w:w="60"/>
+              <w:right w:type="dxa" w:w="100"/>
+            </w:tcMar>
+            <w:vAlign w:val="center"/>
+          </w:tcPr>
+          <w:p>
+            <w:pPr>
+              <w:keepNext/>
+              <w:jc w:val="center"/>
+            </w:pPr>
+            <w:r>
+              <w:rPr>
+                <w:rFonts w:ascii="맑은 고딕" w:cs="맑은 고딕" w:eastAsia="맑은 고딕" w:hAnsi="맑은 고딕"/>
+                <w:sz w:val="20"/>
+                <w:szCs w:val="20"/>
+              </w:rPr>
+              <w:t xml:space="preserve">체크인 (CHK-04)</w:t>
+            </w:r>
+          </w:p>
+        </w:tc>
+      </w:tr>
+      <w:tr>
+        <w:trPr>
+          <w:cantSplit/>
+        </w:trPr>
+        <w:tc>
+          <w:tcPr>
+            <w:tcW w:type="dxa" w:w="2000"/>
+            <w:tcBorders>
+              <w:top w:val="single" w:color="000000" w:sz="4"/>
+              <w:left w:val="single" w:color="000000" w:sz="4"/>
+              <w:bottom w:val="single" w:color="000000" w:sz="4"/>
+              <w:right w:val="single" w:color="000000" w:sz="4"/>
+            </w:tcBorders>
+            <w:tcMar>
+              <w:top w:type="dxa" w:w="60"/>
+              <w:left w:type="dxa" w:w="100"/>
+              <w:bottom w:type="dxa" w:w="60"/>
+              <w:right w:type="dxa" w:w="100"/>
+            </w:tcMar>
+            <w:vAlign w:val="center"/>
+          </w:tcPr>
+          <w:p>
+            <w:pPr>
+              <w:keepNext w:val="false"/>
+              <w:jc w:val="center"/>
+            </w:pPr>
+            <w:r>
+              <w:rPr>
+                <w:rFonts w:ascii="맑은 고딕" w:cs="맑은 고딕" w:eastAsia="맑은 고딕" w:hAnsi="맑은 고딕"/>
+                <w:sz w:val="20"/>
+                <w:szCs w:val="20"/>
+              </w:rPr>
+              <w:t xml:space="preserve">근육통</w:t>
+            </w:r>
+          </w:p>
+        </w:tc>
+        <w:tc>
+          <w:tcPr>
+            <w:tcW w:type="dxa" w:w="2200"/>
+            <w:tcBorders>
+              <w:top w:val="single" w:color="000000" w:sz="4"/>
+              <w:left w:val="single" w:color="000000" w:sz="4"/>
+              <w:bottom w:val="single" w:color="000000" w:sz="4"/>
+              <w:right w:val="single" w:color="000000" w:sz="4"/>
+            </w:tcBorders>
+            <w:tcMar>
+              <w:top w:type="dxa" w:w="60"/>
+              <w:left w:type="dxa" w:w="100"/>
+              <w:bottom w:type="dxa" w:w="60"/>
+              <w:right w:type="dxa" w:w="100"/>
+            </w:tcMar>
+            <w:vAlign w:val="center"/>
+          </w:tcPr>
+          <w:p>
+            <w:pPr>
+              <w:keepNext w:val="false"/>
+              <w:jc w:val="center"/>
+            </w:pPr>
+            <w:r>
+              <w:rPr>
+                <w:rFonts w:ascii="맑은 고딕" w:cs="맑은 고딕" w:eastAsia="맑은 고딕" w:hAnsi="맑은 고딕"/>
+                <w:sz w:val="20"/>
+                <w:szCs w:val="20"/>
+              </w:rPr>
+              <w:t xml:space="preserve">거의 없음</w:t>
+            </w:r>
+          </w:p>
+        </w:tc>
+        <w:tc>
+          <w:tcPr>
+            <w:tcW w:type="dxa" w:w="2200"/>
+            <w:tcBorders>
+              <w:top w:val="single" w:color="000000" w:sz="4"/>
+              <w:left w:val="single" w:color="000000" w:sz="4"/>
+              <w:bottom w:val="single" w:color="000000" w:sz="4"/>
+              <w:right w:val="single" w:color="000000" w:sz="4"/>
+            </w:tcBorders>
+            <w:tcMar>
+              <w:top w:type="dxa" w:w="60"/>
+              <w:left w:type="dxa" w:w="100"/>
+              <w:bottom w:type="dxa" w:w="60"/>
+              <w:right w:type="dxa" w:w="100"/>
+            </w:tcMar>
+            <w:vAlign w:val="center"/>
+          </w:tcPr>
+          <w:p>
+            <w:pPr>
+              <w:keepNext w:val="false"/>
+              <w:jc w:val="center"/>
+            </w:pPr>
+            <w:r>
+              <w:rPr>
+                <w:rFonts w:ascii="맑은 고딕" w:cs="맑은 고딕" w:eastAsia="맑은 고딕" w:hAnsi="맑은 고딕"/>
+                <w:sz w:val="20"/>
+                <w:szCs w:val="20"/>
+              </w:rPr>
+              <w:t xml:space="preserve">매우 심함</w:t>
+            </w:r>
+          </w:p>
+        </w:tc>
+        <w:tc>
+          <w:tcPr>
+            <w:tcW w:type="dxa" w:w="2900"/>
+            <w:tcBorders>
+              <w:top w:val="single" w:color="000000" w:sz="4"/>
+              <w:left w:val="single" w:color="000000" w:sz="4"/>
+              <w:bottom w:val="single" w:color="000000" w:sz="4"/>
+              <w:right w:val="single" w:color="000000" w:sz="4"/>
+            </w:tcBorders>
+            <w:tcMar>
+              <w:top w:type="dxa" w:w="60"/>
+              <w:left w:type="dxa" w:w="100"/>
+              <w:bottom w:type="dxa" w:w="60"/>
+              <w:right w:type="dxa" w:w="100"/>
+            </w:tcMar>
+            <w:vAlign w:val="center"/>
+          </w:tcPr>
+          <w:p>
+            <w:pPr>
+              <w:keepNext w:val="false"/>
+              <w:jc w:val="center"/>
+            </w:pPr>
+            <w:r>
+              <w:rPr>
+                <w:rFonts w:ascii="맑은 고딕" w:cs="맑은 고딕" w:eastAsia="맑은 고딕" w:hAnsi="맑은 고딕"/>
+                <w:sz w:val="20"/>
+                <w:szCs w:val="20"/>
+              </w:rPr>
+              <w:t xml:space="preserve">운동 입력 2단계 (EXE-06)</w:t>
+            </w:r>
+          </w:p>
+        </w:tc>
+      </w:tr>
+    </w:tbl>
+    <w:p/>
+    <w:p>
+      <w:pPr>
+        <w:keepNext/>
+        <w:keepLines/>
+        <w:spacing w:after="120" w:line="340"/>
+        <w:ind w:left="400"/>
+      </w:pPr>
+      <w:r>
+        <w:rPr>
+          <w:rFonts w:ascii="맑은 고딕" w:cs="맑은 고딕" w:eastAsia="맑은 고딕" w:hAnsi="맑은 고딕"/>
+          <w:sz w:val="20"/>
+          <w:szCs w:val="20"/>
+        </w:rPr>
+        <w:t xml:space="preserve">프로필 항목의 사용 목적은 다음과 같다. 닉네임 외의 항목은 회복 점수 계산에 사용하지 않는다.</w:t>
+      </w:r>
+    </w:p>
+    <w:tbl>
+      <w:tblPr>
+        <w:tblW w:type="dxa" w:w="9300"/>
+        <w:jc w:val="center"/>
+        <w:tblBorders>
+          <w:top w:val="single" w:color="auto" w:sz="4"/>
+          <w:left w:val="single" w:color="auto" w:sz="4"/>
+          <w:bottom w:val="single" w:color="auto" w:sz="4"/>
+          <w:right w:val="single" w:color="auto" w:sz="4"/>
+          <w:insideH w:val="single" w:color="auto" w:sz="4"/>
+          <w:insideV w:val="single" w:color="auto" w:sz="4"/>
+        </w:tblBorders>
+      </w:tblPr>
+      <w:tblGrid>
+        <w:gridCol w:w="2000"/>
+        <w:gridCol w:w="7300"/>
+      </w:tblGrid>
+      <w:tr>
+        <w:trPr>
+          <w:cantSplit/>
+          <w:tblHeader/>
+        </w:trPr>
+        <w:tc>
+          <w:tcPr>
+            <w:tcW w:type="dxa" w:w="2000"/>
+            <w:tcBorders>
+              <w:top w:val="single" w:color="000000" w:sz="4"/>
+              <w:left w:val="single" w:color="000000" w:sz="4"/>
+              <w:bottom w:val="single" w:color="000000" w:sz="4"/>
+              <w:right w:val="single" w:color="000000" w:sz="4"/>
+            </w:tcBorders>
+            <w:shd w:fill="D9D9D9" w:color="auto" w:val="clear"/>
+            <w:tcMar>
+              <w:top w:type="dxa" w:w="60"/>
+              <w:left w:type="dxa" w:w="100"/>
+              <w:bottom w:type="dxa" w:w="60"/>
+              <w:right w:type="dxa" w:w="100"/>
+            </w:tcMar>
+            <w:vAlign w:val="center"/>
+          </w:tcPr>
+          <w:p>
+            <w:pPr>
+              <w:keepNext/>
+              <w:jc w:val="center"/>
+            </w:pPr>
+            <w:r>
+              <w:rPr>
+                <w:rFonts w:ascii="맑은 고딕" w:cs="맑은 고딕" w:eastAsia="맑은 고딕" w:hAnsi="맑은 고딕"/>
+                <w:b/>
+                <w:bCs/>
+                <w:sz w:val="20"/>
+                <w:szCs w:val="20"/>
+              </w:rPr>
+              <w:t xml:space="preserve">항목</w:t>
+            </w:r>
+          </w:p>
+        </w:tc>
+        <w:tc>
+          <w:tcPr>
+            <w:tcW w:type="dxa" w:w="7300"/>
+            <w:tcBorders>
+              <w:top w:val="single" w:color="000000" w:sz="4"/>
+              <w:left w:val="single" w:color="000000" w:sz="4"/>
+              <w:bottom w:val="single" w:color="000000" w:sz="4"/>
+              <w:right w:val="single" w:color="000000" w:sz="4"/>
+            </w:tcBorders>
+            <w:shd w:fill="D9D9D9" w:color="auto" w:val="clear"/>
+            <w:tcMar>
+              <w:top w:type="dxa" w:w="60"/>
+              <w:left w:type="dxa" w:w="100"/>
+              <w:bottom w:type="dxa" w:w="60"/>
+              <w:right w:type="dxa" w:w="100"/>
+            </w:tcMar>
+            <w:vAlign w:val="center"/>
+          </w:tcPr>
+          <w:p>
+            <w:pPr>
+              <w:keepNext/>
+              <w:jc w:val="center"/>
+            </w:pPr>
+            <w:r>
+              <w:rPr>
+                <w:rFonts w:ascii="맑은 고딕" w:cs="맑은 고딕" w:eastAsia="맑은 고딕" w:hAnsi="맑은 고딕"/>
+                <w:b/>
+                <w:bCs/>
+                <w:sz w:val="20"/>
+                <w:szCs w:val="20"/>
+              </w:rPr>
+              <w:t xml:space="preserve">사용 목적</w:t>
+            </w:r>
+          </w:p>
+        </w:tc>
+      </w:tr>
+      <w:tr>
+        <w:trPr>
+          <w:cantSplit/>
+        </w:trPr>
+        <w:tc>
+          <w:tcPr>
+            <w:tcW w:type="dxa" w:w="2000"/>
+            <w:tcBorders>
+              <w:top w:val="single" w:color="000000" w:sz="4"/>
+              <w:left w:val="single" w:color="000000" w:sz="4"/>
+              <w:bottom w:val="single" w:color="000000" w:sz="4"/>
+              <w:right w:val="single" w:color="000000" w:sz="4"/>
+            </w:tcBorders>
+            <w:tcMar>
+              <w:top w:type="dxa" w:w="60"/>
+              <w:left w:type="dxa" w:w="100"/>
+              <w:bottom w:type="dxa" w:w="60"/>
+              <w:right w:type="dxa" w:w="100"/>
+            </w:tcMar>
+            <w:vAlign w:val="center"/>
+          </w:tcPr>
+          <w:p>
+            <w:pPr>
+              <w:keepNext/>
+              <w:jc w:val="center"/>
+            </w:pPr>
+            <w:r>
+              <w:rPr>
+                <w:rFonts w:ascii="맑은 고딕" w:cs="맑은 고딕" w:eastAsia="맑은 고딕" w:hAnsi="맑은 고딕"/>
+                <w:sz w:val="20"/>
+                <w:szCs w:val="20"/>
+              </w:rPr>
+              <w:t xml:space="preserve">닉네임</w:t>
+            </w:r>
+          </w:p>
+        </w:tc>
+        <w:tc>
+          <w:tcPr>
+            <w:tcW w:type="dxa" w:w="7300"/>
+            <w:tcBorders>
+              <w:top w:val="single" w:color="000000" w:sz="4"/>
+              <w:left w:val="single" w:color="000000" w:sz="4"/>
+              <w:bottom w:val="single" w:color="000000" w:sz="4"/>
+              <w:right w:val="single" w:color="000000" w:sz="4"/>
+            </w:tcBorders>
+            <w:tcMar>
+              <w:top w:type="dxa" w:w="60"/>
+              <w:left w:type="dxa" w:w="100"/>
+              <w:bottom w:type="dxa" w:w="60"/>
+              <w:right w:type="dxa" w:w="100"/>
+            </w:tcMar>
+            <w:vAlign w:val="center"/>
+          </w:tcPr>
+          <w:p>
+            <w:pPr>
+              <w:keepNext/>
+              <w:jc w:val="left"/>
+            </w:pPr>
+            <w:r>
+              <w:rPr>
+                <w:rFonts w:ascii="맑은 고딕" w:cs="맑은 고딕" w:eastAsia="맑은 고딕" w:hAnsi="맑은 고딕"/>
+                <w:sz w:val="20"/>
+                <w:szCs w:val="20"/>
+              </w:rPr>
+              <w:t xml:space="preserve">홈 화면 인사 문구에 표시</w:t>
+            </w:r>
+          </w:p>
+        </w:tc>
+      </w:tr>
+      <w:tr>
+        <w:trPr>
+          <w:cantSplit/>
+        </w:trPr>
+        <w:tc>
+          <w:tcPr>
+            <w:tcW w:type="dxa" w:w="2000"/>
+            <w:tcBorders>
+              <w:top w:val="single" w:color="000000" w:sz="4"/>
+              <w:left w:val="single" w:color="000000" w:sz="4"/>
+              <w:bottom w:val="single" w:color="000000" w:sz="4"/>
+              <w:right w:val="single" w:color="000000" w:sz="4"/>
+            </w:tcBorders>
+            <w:tcMar>
+              <w:top w:type="dxa" w:w="60"/>
+              <w:left w:type="dxa" w:w="100"/>
+              <w:bottom w:type="dxa" w:w="60"/>
+              <w:right w:type="dxa" w:w="100"/>
+            </w:tcMar>
+            <w:vAlign w:val="center"/>
+          </w:tcPr>
+          <w:p>
+            <w:pPr>
+              <w:keepNext/>
+              <w:jc w:val="center"/>
+            </w:pPr>
+            <w:r>
+              <w:rPr>
+                <w:rFonts w:ascii="맑은 고딕" w:cs="맑은 고딕" w:eastAsia="맑은 고딕" w:hAnsi="맑은 고딕"/>
+                <w:sz w:val="20"/>
+                <w:szCs w:val="20"/>
+              </w:rPr>
+              <w:t xml:space="preserve">나이</w:t>
+            </w:r>
+          </w:p>
+        </w:tc>
+        <w:tc>
+          <w:tcPr>
+            <w:tcW w:type="dxa" w:w="7300"/>
+            <w:tcBorders>
+              <w:top w:val="single" w:color="000000" w:sz="4"/>
+              <w:left w:val="single" w:color="000000" w:sz="4"/>
+              <w:bottom w:val="single" w:color="000000" w:sz="4"/>
+              <w:right w:val="single" w:color="000000" w:sz="4"/>
+            </w:tcBorders>
+            <w:tcMar>
+              <w:top w:type="dxa" w:w="60"/>
+              <w:left w:type="dxa" w:w="100"/>
+              <w:bottom w:type="dxa" w:w="60"/>
+              <w:right w:type="dxa" w:w="100"/>
+            </w:tcMar>
+            <w:vAlign w:val="center"/>
+          </w:tcPr>
+          <w:p>
+            <w:pPr>
+              <w:keepNext/>
+              <w:jc w:val="left"/>
+            </w:pPr>
+            <w:r>
+              <w:rPr>
+                <w:rFonts w:ascii="맑은 고딕" w:cs="맑은 고딕" w:eastAsia="맑은 고딕" w:hAnsi="맑은 고딕"/>
+                <w:sz w:val="20"/>
+                <w:szCs w:val="20"/>
+              </w:rPr>
+              <w:t xml:space="preserve">참고용으로 저장 (회복 점수 계산에는 사용하지 않음)</w:t>
+            </w:r>
+          </w:p>
+        </w:tc>
+      </w:tr>
+      <w:tr>
+        <w:trPr>
+          <w:cantSplit/>
+        </w:trPr>
+        <w:tc>
+          <w:tcPr>
+            <w:tcW w:type="dxa" w:w="2000"/>
+            <w:tcBorders>
+              <w:top w:val="single" w:color="000000" w:sz="4"/>
+              <w:left w:val="single" w:color="000000" w:sz="4"/>
+              <w:bottom w:val="single" w:color="000000" w:sz="4"/>
+              <w:right w:val="single" w:color="000000" w:sz="4"/>
+            </w:tcBorders>
+            <w:tcMar>
+              <w:top w:type="dxa" w:w="60"/>
+              <w:left w:type="dxa" w:w="100"/>
+              <w:bottom w:type="dxa" w:w="60"/>
+              <w:right w:type="dxa" w:w="100"/>
+            </w:tcMar>
+            <w:vAlign w:val="center"/>
+          </w:tcPr>
+          <w:p>
+            <w:pPr>
+              <w:keepNext/>
+              <w:jc w:val="center"/>
+            </w:pPr>
+            <w:r>
+              <w:rPr>
+                <w:rFonts w:ascii="맑은 고딕" w:cs="맑은 고딕" w:eastAsia="맑은 고딕" w:hAnsi="맑은 고딕"/>
+                <w:sz w:val="20"/>
+                <w:szCs w:val="20"/>
+              </w:rPr>
+              <w:t xml:space="preserve">성별</w:t>
+            </w:r>
+          </w:p>
+        </w:tc>
+        <w:tc>
+          <w:tcPr>
+            <w:tcW w:type="dxa" w:w="7300"/>
+            <w:tcBorders>
+              <w:top w:val="single" w:color="000000" w:sz="4"/>
+              <w:left w:val="single" w:color="000000" w:sz="4"/>
+              <w:bottom w:val="single" w:color="000000" w:sz="4"/>
+              <w:right w:val="single" w:color="000000" w:sz="4"/>
+            </w:tcBorders>
+            <w:tcMar>
+              <w:top w:type="dxa" w:w="60"/>
+              <w:left w:type="dxa" w:w="100"/>
+              <w:bottom w:type="dxa" w:w="60"/>
+              <w:right w:type="dxa" w:w="100"/>
+            </w:tcMar>
+            <w:vAlign w:val="center"/>
+          </w:tcPr>
+          <w:p>
+            <w:pPr>
+              <w:keepNext/>
+              <w:jc w:val="left"/>
+            </w:pPr>
+            <w:r>
+              <w:rPr>
+                <w:rFonts w:ascii="맑은 고딕" w:cs="맑은 고딕" w:eastAsia="맑은 고딕" w:hAnsi="맑은 고딕"/>
+                <w:sz w:val="20"/>
+                <w:szCs w:val="20"/>
+              </w:rPr>
+              <w:t xml:space="preserve">참고용으로 저장 (회복 점수 계산에는 사용하지 않음)</w:t>
+            </w:r>
+          </w:p>
+        </w:tc>
+      </w:tr>
+      <w:tr>
+        <w:trPr>
+          <w:cantSplit/>
+        </w:trPr>
+        <w:tc>
+          <w:tcPr>
+            <w:tcW w:type="dxa" w:w="2000"/>
+            <w:tcBorders>
+              <w:top w:val="single" w:color="000000" w:sz="4"/>
+              <w:left w:val="single" w:color="000000" w:sz="4"/>
+              <w:bottom w:val="single" w:color="000000" w:sz="4"/>
+              <w:right w:val="single" w:color="000000" w:sz="4"/>
+            </w:tcBorders>
+            <w:tcMar>
+              <w:top w:type="dxa" w:w="60"/>
+              <w:left w:type="dxa" w:w="100"/>
+              <w:bottom w:type="dxa" w:w="60"/>
+              <w:right w:type="dxa" w:w="100"/>
+            </w:tcMar>
+            <w:vAlign w:val="center"/>
+          </w:tcPr>
+          <w:p>
+            <w:pPr>
+              <w:keepNext w:val="false"/>
+              <w:jc w:val="center"/>
+            </w:pPr>
+            <w:r>
+              <w:rPr>
+                <w:rFonts w:ascii="맑은 고딕" w:cs="맑은 고딕" w:eastAsia="맑은 고딕" w:hAnsi="맑은 고딕"/>
+                <w:sz w:val="20"/>
+                <w:szCs w:val="20"/>
+              </w:rPr>
+              <w:t xml:space="preserve">평소 운동 빈도</w:t>
+            </w:r>
+          </w:p>
+        </w:tc>
+        <w:tc>
+          <w:tcPr>
+            <w:tcW w:type="dxa" w:w="7300"/>
+            <w:tcBorders>
+              <w:top w:val="single" w:color="000000" w:sz="4"/>
+              <w:left w:val="single" w:color="000000" w:sz="4"/>
+              <w:bottom w:val="single" w:color="000000" w:sz="4"/>
+              <w:right w:val="single" w:color="000000" w:sz="4"/>
+            </w:tcBorders>
+            <w:tcMar>
+              <w:top w:type="dxa" w:w="60"/>
+              <w:left w:type="dxa" w:w="100"/>
+              <w:bottom w:type="dxa" w:w="60"/>
+              <w:right w:type="dxa" w:w="100"/>
+            </w:tcMar>
+            <w:vAlign w:val="center"/>
+          </w:tcPr>
+          <w:p>
+            <w:pPr>
+              <w:keepNext w:val="false"/>
+              <w:jc w:val="left"/>
+            </w:pPr>
+            <w:r>
+              <w:rPr>
+                <w:rFonts w:ascii="맑은 고딕" w:cs="맑은 고딕" w:eastAsia="맑은 고딕" w:hAnsi="맑은 고딕"/>
+                <w:sz w:val="20"/>
+                <w:szCs w:val="20"/>
+              </w:rPr>
+              <w:t xml:space="preserve">참고용으로 저장 (회복 점수 계산에는 사용하지 않음)</w:t>
             </w:r>
           </w:p>
         </w:tc>
@@ -10016,6 +10426,7 @@
     <w:p>
       <w:pPr>
         <w:pStyle w:val="Heading2"/>
+        <w:keepNext/>
         <w:spacing w:after="120" w:before="280"/>
         <w:ind w:left="200"/>
       </w:pPr>
@@ -10782,6 +11193,7 @@
     <w:p>
       <w:pPr>
         <w:pStyle w:val="Heading1"/>
+        <w:keepNext/>
         <w:spacing w:after="160" w:before="120"/>
       </w:pPr>
       <w:r>
@@ -10868,6 +11280,24 @@
         <w:t xml:space="preserve">2026 창의설계 2 FCare팀 초기 개발 기획서 v1.0.0</w:t>
       </w:r>
     </w:p>
+    <w:p>
+      <w:pPr>
+        <w:pStyle w:val="ListParagraph"/>
+        <w:numPr>
+          <w:ilvl w:val="0"/>
+          <w:numId w:val="2"/>
+        </w:numPr>
+        <w:spacing w:after="60" w:line="320"/>
+      </w:pPr>
+      <w:r>
+        <w:rPr>
+          <w:rFonts w:ascii="맑은 고딕" w:cs="맑은 고딕" w:eastAsia="맑은 고딕" w:hAnsi="맑은 고딕"/>
+          <w:sz w:val="20"/>
+          <w:szCs w:val="20"/>
+        </w:rPr>
+        <w:t>2026 창의설계 2 Triple팀 요구사항 심사서</w:t>
+      </w:r>
+    </w:p>
     <w:sectPr>
       <w:headerReference w:type="default" r:id="rId9"/>
       <w:footerReference w:type="default" r:id="rId10"/>
@@ -10942,7 +11372,7 @@
         <w:szCs w:val="16"/>
       </w:rPr>
       <w:ptab w:alignment="right" w:relativeTo="margin" w:leader="none"/>
-      <w:t xml:space="preserve">2026 창의설계 2 Triple팀 요구사항 분석서_v1.0.3</w:t>
+      <w:t xml:space="preserve">2026 창의설계 2 Triple팀 요구사항 분석서</w:t>
     </w:r>
   </w:p>
 </w:ftr>
@@ -10969,7 +11399,7 @@
         <w:szCs w:val="16"/>
       </w:rPr>
       <w:ptab w:alignment="right" w:relativeTo="margin" w:leader="none"/>
-      <w:t xml:space="preserve">2026 창의설계 2 Triple팀 요구사항 분석서_v1.0.3</w:t>
+      <w:t xml:space="preserve">2026 창의설계 2 Triple팀 요구사항 분석서</w:t>
     </w:r>
   </w:p>
 </w:ftr>
@@ -11321,7 +11751,7 @@
               <w:sz w:val="18"/>
               <w:szCs w:val="18"/>
             </w:rPr>
-            <w:t xml:space="preserve">요구사항 분석서</w:t>
+            <w:t>요구사항 분석서</w:t>
           </w:r>
         </w:p>
       </w:tc>
@@ -11438,7 +11868,7 @@
               <w:sz w:val="18"/>
               <w:szCs w:val="18"/>
             </w:rPr>
-            <w:t xml:space="preserve">버전</w:t>
+            <w:t>단계</w:t>
           </w:r>
         </w:p>
       </w:tc>
@@ -11470,7 +11900,7 @@
               <w:sz w:val="18"/>
               <w:szCs w:val="18"/>
             </w:rPr>
-            <w:t xml:space="preserve">v1.0.3</w:t>
+            <w:t>분석</w:t>
           </w:r>
         </w:p>
       </w:tc>
